--- a/electronics_manual/equipment/breadboard_connection.docx
+++ b/electronics_manual/equipment/breadboard_connection.docx
@@ -11,6 +11,689 @@
           <w:szCs w:val="24"/>
         </w:rPr>
       </w:pPr>
+      <w:r>
+        <w:rPr>
+          <w:noProof/>
+        </w:rPr>
+        <mc:AlternateContent>
+          <mc:Choice Requires="wps">
+            <w:drawing>
+              <wp:anchor distT="0" distB="0" distL="114300" distR="114300" simplePos="0" relativeHeight="251696128" behindDoc="0" locked="0" layoutInCell="1" allowOverlap="1" wp14:anchorId="6B61F75D" wp14:editId="0A3EA0C8">
+                <wp:simplePos x="0" y="0"/>
+                <wp:positionH relativeFrom="column">
+                  <wp:posOffset>4032641</wp:posOffset>
+                </wp:positionH>
+                <wp:positionV relativeFrom="paragraph">
+                  <wp:posOffset>115668</wp:posOffset>
+                </wp:positionV>
+                <wp:extent cx="876300" cy="280670"/>
+                <wp:effectExtent l="0" t="0" r="0" b="5080"/>
+                <wp:wrapNone/>
+                <wp:docPr id="262601928" name="Text Box 1"/>
+                <wp:cNvGraphicFramePr/>
+                <a:graphic xmlns:a="http://schemas.openxmlformats.org/drawingml/2006/main">
+                  <a:graphicData uri="http://schemas.microsoft.com/office/word/2010/wordprocessingShape">
+                    <wps:wsp>
+                      <wps:cNvSpPr txBox="1"/>
+                      <wps:spPr>
+                        <a:xfrm>
+                          <a:off x="0" y="0"/>
+                          <a:ext cx="876300" cy="280670"/>
+                        </a:xfrm>
+                        <a:prstGeom prst="rect">
+                          <a:avLst/>
+                        </a:prstGeom>
+                        <a:noFill/>
+                        <a:ln w="6350">
+                          <a:noFill/>
+                        </a:ln>
+                      </wps:spPr>
+                      <wps:txbx>
+                        <w:txbxContent>
+                          <w:p>
+                            <w:pPr>
+                              <w:rPr>
+                                <w:rFonts w:asciiTheme="majorBidi" w:hAnsiTheme="majorBidi" w:cstheme="majorBidi"/>
+                              </w:rPr>
+                            </w:pPr>
+                            <w:r>
+                              <w:rPr>
+                                <w:rFonts w:asciiTheme="majorBidi" w:hAnsiTheme="majorBidi" w:cstheme="majorBidi"/>
+                              </w:rPr>
+                              <w:t>“</w:t>
+                            </w:r>
+                            <w:r>
+                              <w:rPr>
+                                <w:rFonts w:asciiTheme="majorBidi" w:hAnsiTheme="majorBidi" w:cstheme="majorBidi"/>
+                              </w:rPr>
+                              <w:t xml:space="preserve">              </w:t>
+                            </w:r>
+                            <w:r>
+                              <w:rPr>
+                                <w:rFonts w:asciiTheme="majorBidi" w:hAnsiTheme="majorBidi" w:cstheme="majorBidi"/>
+                              </w:rPr>
+                              <w:t>”</w:t>
+                            </w:r>
+                          </w:p>
+                        </w:txbxContent>
+                      </wps:txbx>
+                      <wps:bodyPr rot="0" spcFirstLastPara="0" vertOverflow="overflow" horzOverflow="overflow" vert="horz" wrap="square" lIns="91440" tIns="45720" rIns="91440" bIns="45720" numCol="1" spcCol="0" rtlCol="0" fromWordArt="0" anchor="t" anchorCtr="0" forceAA="0" compatLnSpc="1">
+                        <a:prstTxWarp prst="textNoShape">
+                          <a:avLst/>
+                        </a:prstTxWarp>
+                        <a:noAutofit/>
+                      </wps:bodyPr>
+                    </wps:wsp>
+                  </a:graphicData>
+                </a:graphic>
+                <wp14:sizeRelH relativeFrom="margin">
+                  <wp14:pctWidth>0</wp14:pctWidth>
+                </wp14:sizeRelH>
+              </wp:anchor>
+            </w:drawing>
+          </mc:Choice>
+          <mc:Fallback>
+            <w:pict>
+              <v:shapetype w14:anchorId="6B61F75D" id="_x0000_t202" coordsize="21600,21600" o:spt="202" path="m,l,21600r21600,l21600,xe">
+                <v:stroke joinstyle="miter"/>
+                <v:path gradientshapeok="t" o:connecttype="rect"/>
+              </v:shapetype>
+              <v:shape id="Text Box 1" o:spid="_x0000_s1026" type="#_x0000_t202" style="position:absolute;margin-left:317.55pt;margin-top:9.1pt;width:69pt;height:22.1pt;z-index:251696128;visibility:visible;mso-wrap-style:square;mso-width-percent:0;mso-wrap-distance-left:9pt;mso-wrap-distance-top:0;mso-wrap-distance-right:9pt;mso-wrap-distance-bottom:0;mso-position-horizontal:absolute;mso-position-horizontal-relative:text;mso-position-vertical:absolute;mso-position-vertical-relative:text;mso-width-percent:0;mso-width-relative:margin;v-text-anchor:top" o:gfxdata="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" filled="f" stroked="f" strokeweight=".5pt">
+                <v:textbox>
+                  <w:txbxContent>
+                    <w:p>
+                      <w:pPr>
+                        <w:rPr>
+                          <w:rFonts w:asciiTheme="majorBidi" w:hAnsiTheme="majorBidi" w:cstheme="majorBidi"/>
+                        </w:rPr>
+                      </w:pPr>
+                      <w:r>
+                        <w:rPr>
+                          <w:rFonts w:asciiTheme="majorBidi" w:hAnsiTheme="majorBidi" w:cstheme="majorBidi"/>
+                        </w:rPr>
+                        <w:t>“</w:t>
+                      </w:r>
+                      <w:r>
+                        <w:rPr>
+                          <w:rFonts w:asciiTheme="majorBidi" w:hAnsiTheme="majorBidi" w:cstheme="majorBidi"/>
+                        </w:rPr>
+                        <w:t xml:space="preserve">              </w:t>
+                      </w:r>
+                      <w:r>
+                        <w:rPr>
+                          <w:rFonts w:asciiTheme="majorBidi" w:hAnsiTheme="majorBidi" w:cstheme="majorBidi"/>
+                        </w:rPr>
+                        <w:t>”</w:t>
+                      </w:r>
+                    </w:p>
+                  </w:txbxContent>
+                </v:textbox>
+              </v:shape>
+            </w:pict>
+          </mc:Fallback>
+        </mc:AlternateContent>
+      </w:r>
+      <w:r>
+        <w:rPr>
+          <w:noProof/>
+        </w:rPr>
+        <mc:AlternateContent>
+          <mc:Choice Requires="wpg">
+            <w:drawing>
+              <wp:anchor distT="0" distB="0" distL="114300" distR="114300" simplePos="0" relativeHeight="251686912" behindDoc="0" locked="0" layoutInCell="1" allowOverlap="1" wp14:anchorId="5DA1683D" wp14:editId="46A1BF4D">
+                <wp:simplePos x="0" y="0"/>
+                <wp:positionH relativeFrom="column">
+                  <wp:posOffset>2752383</wp:posOffset>
+                </wp:positionH>
+                <wp:positionV relativeFrom="paragraph">
+                  <wp:posOffset>182635</wp:posOffset>
+                </wp:positionV>
+                <wp:extent cx="1134745" cy="280670"/>
+                <wp:effectExtent l="0" t="0" r="0" b="5080"/>
+                <wp:wrapNone/>
+                <wp:docPr id="659419436" name="Group 10"/>
+                <wp:cNvGraphicFramePr/>
+                <a:graphic xmlns:a="http://schemas.openxmlformats.org/drawingml/2006/main">
+                  <a:graphicData uri="http://schemas.microsoft.com/office/word/2010/wordprocessingGroup">
+                    <wpg:wgp>
+                      <wpg:cNvGrpSpPr/>
+                      <wpg:grpSpPr>
+                        <a:xfrm>
+                          <a:off x="0" y="0"/>
+                          <a:ext cx="1134745" cy="280670"/>
+                          <a:chOff x="14130" y="-3537"/>
+                          <a:chExt cx="1135352" cy="281312"/>
+                        </a:xfrm>
+                      </wpg:grpSpPr>
+                      <pic:pic xmlns:pic="http://schemas.openxmlformats.org/drawingml/2006/picture">
+                        <pic:nvPicPr>
+                          <pic:cNvPr id="528322163" name="Picture 8" descr="Cartoon Alligator&quot; Images – Browse 734 Stock Photos, Vectors, and Video |  Adobe Stock"/>
+                          <pic:cNvPicPr>
+                            <a:picLocks noChangeAspect="1"/>
+                          </pic:cNvPicPr>
+                        </pic:nvPicPr>
+                        <pic:blipFill rotWithShape="1">
+                          <a:blip r:embed="rId6">
+                            <a:extLst>
+                              <a:ext uri="{28A0092B-C50C-407E-A947-70E740481C1C}">
+                                <a14:useLocalDpi xmlns:a14="http://schemas.microsoft.com/office/drawing/2010/main" val="0"/>
+                              </a:ext>
+                            </a:extLst>
+                          </a:blip>
+                          <a:srcRect t="49225"/>
+                          <a:stretch>
+                            <a:fillRect/>
+                          </a:stretch>
+                        </pic:blipFill>
+                        <pic:spPr bwMode="auto">
+                          <a:xfrm>
+                            <a:off x="163164" y="63878"/>
+                            <a:ext cx="699770" cy="205105"/>
+                          </a:xfrm>
+                          <a:prstGeom prst="rect">
+                            <a:avLst/>
+                          </a:prstGeom>
+                          <a:noFill/>
+                          <a:ln>
+                            <a:noFill/>
+                          </a:ln>
+                          <a:extLst>
+                            <a:ext uri="{53640926-AAD7-44D8-BBD7-CCE9431645EC}">
+                              <a14:shadowObscured xmlns:a14="http://schemas.microsoft.com/office/drawing/2010/main"/>
+                            </a:ext>
+                          </a:extLst>
+                        </pic:spPr>
+                      </pic:pic>
+                      <wps:wsp>
+                        <wps:cNvPr id="1472171265" name="Text Box 1"/>
+                        <wps:cNvSpPr txBox="1"/>
+                        <wps:spPr>
+                          <a:xfrm>
+                            <a:off x="14130" y="-3537"/>
+                            <a:ext cx="1135352" cy="281312"/>
+                          </a:xfrm>
+                          <a:prstGeom prst="rect">
+                            <a:avLst/>
+                          </a:prstGeom>
+                          <a:noFill/>
+                          <a:ln w="6350">
+                            <a:noFill/>
+                          </a:ln>
+                        </wps:spPr>
+                        <wps:txbx>
+                          <w:txbxContent>
+                            <w:p>
+                              <w:pPr>
+                                <w:rPr>
+                                  <w:rFonts w:asciiTheme="majorBidi" w:hAnsiTheme="majorBidi" w:cstheme="majorBidi"/>
+                                </w:rPr>
+                              </w:pPr>
+                              <w:r>
+                                <w:rPr>
+                                  <w:rFonts w:asciiTheme="majorBidi" w:hAnsiTheme="majorBidi" w:cstheme="majorBidi"/>
+                                </w:rPr>
+                                <w:t>“</w:t>
+                              </w:r>
+                              <w:r>
+                                <w:rPr>
+                                  <w:rFonts w:asciiTheme="majorBidi" w:hAnsiTheme="majorBidi" w:cstheme="majorBidi"/>
+                                </w:rPr>
+                                <w:t xml:space="preserve">                    </w:t>
+                              </w:r>
+                              <w:r>
+                                <w:rPr>
+                                  <w:rFonts w:asciiTheme="majorBidi" w:hAnsiTheme="majorBidi" w:cstheme="majorBidi"/>
+                                </w:rPr>
+                                <w:t>”</w:t>
+                              </w:r>
+                            </w:p>
+                          </w:txbxContent>
+                        </wps:txbx>
+                        <wps:bodyPr rot="0" spcFirstLastPara="0" vertOverflow="overflow" horzOverflow="overflow" vert="horz" wrap="square" lIns="91440" tIns="45720" rIns="91440" bIns="45720" numCol="1" spcCol="0" rtlCol="0" fromWordArt="0" anchor="t" anchorCtr="0" forceAA="0" compatLnSpc="1">
+                          <a:prstTxWarp prst="textNoShape">
+                            <a:avLst/>
+                          </a:prstTxWarp>
+                          <a:noAutofit/>
+                        </wps:bodyPr>
+                      </wps:wsp>
+                    </wpg:wgp>
+                  </a:graphicData>
+                </a:graphic>
+                <wp14:sizeRelV relativeFrom="margin">
+                  <wp14:pctHeight>0</wp14:pctHeight>
+                </wp14:sizeRelV>
+              </wp:anchor>
+            </w:drawing>
+          </mc:Choice>
+          <mc:Fallback>
+            <w:pict>
+              <v:group w14:anchorId="5DA1683D" id="Group 10" o:spid="_x0000_s1027" style="position:absolute;margin-left:216.7pt;margin-top:14.4pt;width:89.35pt;height:22.1pt;z-index:251686912;mso-height-relative:margin" coordorigin="141,-35" coordsize="11353,2813" o:gfxdata="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">
+                <v:shapetype id="_x0000_t75" coordsize="21600,21600" o:spt="75" o:preferrelative="t" path="m@4@5l@4@11@9@11@9@5xe" filled="f" stroked="f">
+                  <v:stroke joinstyle="miter"/>
+                  <v:formulas>
+                    <v:f eqn="if lineDrawn pixelLineWidth 0"/>
+                    <v:f eqn="sum @0 1 0"/>
+                    <v:f eqn="sum 0 0 @1"/>
+                    <v:f eqn="prod @2 1 2"/>
+                    <v:f eqn="prod @3 21600 pixelWidth"/>
+                    <v:f eqn="prod @3 21600 pixelHeight"/>
+                    <v:f eqn="sum @0 0 1"/>
+                    <v:f eqn="prod @6 1 2"/>
+                    <v:f eqn="prod @7 21600 pixelWidth"/>
+                    <v:f eqn="sum @8 21600 0"/>
+                    <v:f eqn="prod @7 21600 pixelHeight"/>
+                    <v:f eqn="sum @10 21600 0"/>
+                  </v:formulas>
+                  <v:path o:extrusionok="f" gradientshapeok="t" o:connecttype="rect"/>
+                  <o:lock v:ext="edit" aspectratio="t"/>
+                </v:shapetype>
+                <v:shape id="Picture 8" o:spid="_x0000_s1028" type="#_x0000_t75" alt="Cartoon Alligator&quot; Images – Browse 734 Stock Photos, Vectors, and Video |  Adobe Stock" style="position:absolute;left:1631;top:638;width:6998;height:2051;visibility:visible;mso-wrap-style:square" o:gfxdata="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">
+                  <v:imagedata r:id="rId7" o:title="Cartoon Alligator&quot; Images – Browse 734 Stock Photos, Vectors, and Video |  Adobe Stock" croptop="32260f"/>
+                </v:shape>
+                <v:shape id="_x0000_s1029" type="#_x0000_t202" style="position:absolute;left:141;top:-35;width:11353;height:2812;visibility:visible;mso-wrap-style:square;v-text-anchor:top" o:gfxdata="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" filled="f" stroked="f" strokeweight=".5pt">
+                  <v:textbox>
+                    <w:txbxContent>
+                      <w:p>
+                        <w:pPr>
+                          <w:rPr>
+                            <w:rFonts w:asciiTheme="majorBidi" w:hAnsiTheme="majorBidi" w:cstheme="majorBidi"/>
+                          </w:rPr>
+                        </w:pPr>
+                        <w:r>
+                          <w:rPr>
+                            <w:rFonts w:asciiTheme="majorBidi" w:hAnsiTheme="majorBidi" w:cstheme="majorBidi"/>
+                          </w:rPr>
+                          <w:t>“</w:t>
+                        </w:r>
+                        <w:r>
+                          <w:rPr>
+                            <w:rFonts w:asciiTheme="majorBidi" w:hAnsiTheme="majorBidi" w:cstheme="majorBidi"/>
+                          </w:rPr>
+                          <w:t xml:space="preserve">                    </w:t>
+                        </w:r>
+                        <w:r>
+                          <w:rPr>
+                            <w:rFonts w:asciiTheme="majorBidi" w:hAnsiTheme="majorBidi" w:cstheme="majorBidi"/>
+                          </w:rPr>
+                          <w:t>”</w:t>
+                        </w:r>
+                      </w:p>
+                    </w:txbxContent>
+                  </v:textbox>
+                </v:shape>
+              </v:group>
+            </w:pict>
+          </mc:Fallback>
+        </mc:AlternateContent>
+      </w:r>
+      <w:r>
+        <w:rPr>
+          <w:noProof/>
+        </w:rPr>
+        <mc:AlternateContent>
+          <mc:Choice Requires="wps">
+            <w:drawing>
+              <wp:anchor distT="0" distB="0" distL="114300" distR="114300" simplePos="0" relativeHeight="251691008" behindDoc="0" locked="0" layoutInCell="1" allowOverlap="1" wp14:anchorId="5FDCA3B3" wp14:editId="63226DBC">
+                <wp:simplePos x="0" y="0"/>
+                <wp:positionH relativeFrom="column">
+                  <wp:posOffset>4233545</wp:posOffset>
+                </wp:positionH>
+                <wp:positionV relativeFrom="paragraph">
+                  <wp:posOffset>185420</wp:posOffset>
+                </wp:positionV>
+                <wp:extent cx="81280" cy="1059180"/>
+                <wp:effectExtent l="25400" t="31750" r="20320" b="58420"/>
+                <wp:wrapNone/>
+                <wp:docPr id="450655520" name="Right Brace 2"/>
+                <wp:cNvGraphicFramePr/>
+                <a:graphic xmlns:a="http://schemas.openxmlformats.org/drawingml/2006/main">
+                  <a:graphicData uri="http://schemas.microsoft.com/office/word/2010/wordprocessingShape">
+                    <wps:wsp>
+                      <wps:cNvSpPr/>
+                      <wps:spPr>
+                        <a:xfrm rot="16500833" flipV="1">
+                          <a:off x="0" y="0"/>
+                          <a:ext cx="81280" cy="1059180"/>
+                        </a:xfrm>
+                        <a:prstGeom prst="rightBrace">
+                          <a:avLst>
+                            <a:gd name="adj1" fmla="val 31735"/>
+                            <a:gd name="adj2" fmla="val 58169"/>
+                          </a:avLst>
+                        </a:prstGeom>
+                        <a:ln>
+                          <a:solidFill>
+                            <a:schemeClr val="tx1"/>
+                          </a:solidFill>
+                        </a:ln>
+                      </wps:spPr>
+                      <wps:style>
+                        <a:lnRef idx="1">
+                          <a:schemeClr val="accent1"/>
+                        </a:lnRef>
+                        <a:fillRef idx="0">
+                          <a:schemeClr val="accent1"/>
+                        </a:fillRef>
+                        <a:effectRef idx="0">
+                          <a:schemeClr val="accent1"/>
+                        </a:effectRef>
+                        <a:fontRef idx="minor">
+                          <a:schemeClr val="tx1"/>
+                        </a:fontRef>
+                      </wps:style>
+                      <wps:bodyPr rot="0" spcFirstLastPara="0" vertOverflow="overflow" horzOverflow="overflow" vert="horz" wrap="square" lIns="91440" tIns="45720" rIns="91440" bIns="45720" numCol="1" spcCol="0" rtlCol="0" fromWordArt="0" anchor="ctr" anchorCtr="0" forceAA="0" compatLnSpc="1">
+                        <a:prstTxWarp prst="textNoShape">
+                          <a:avLst/>
+                        </a:prstTxWarp>
+                        <a:noAutofit/>
+                      </wps:bodyPr>
+                    </wps:wsp>
+                  </a:graphicData>
+                </a:graphic>
+                <wp14:sizeRelH relativeFrom="margin">
+                  <wp14:pctWidth>0</wp14:pctWidth>
+                </wp14:sizeRelH>
+                <wp14:sizeRelV relativeFrom="margin">
+                  <wp14:pctHeight>0</wp14:pctHeight>
+                </wp14:sizeRelV>
+              </wp:anchor>
+            </w:drawing>
+          </mc:Choice>
+          <mc:Fallback>
+            <w:pict>
+              <v:shapetype w14:anchorId="7867DDB5" id="_x0000_t88" coordsize="21600,21600" o:spt="88" adj="1800,10800" path="m,qx10800@0l10800@2qy21600@11,10800@3l10800@1qy,21600e" filled="f">
+                <v:formulas>
+                  <v:f eqn="val #0"/>
+                  <v:f eqn="sum 21600 0 #0"/>
+                  <v:f eqn="sum #1 0 #0"/>
+                  <v:f eqn="sum #1 #0 0"/>
+                  <v:f eqn="prod #0 9598 32768"/>
+                  <v:f eqn="sum 21600 0 @4"/>
+                  <v:f eqn="sum 21600 0 #1"/>
+                  <v:f eqn="min #1 @6"/>
+                  <v:f eqn="prod @7 1 2"/>
+                  <v:f eqn="prod #0 2 1"/>
+                  <v:f eqn="sum 21600 0 @9"/>
+                  <v:f eqn="val #1"/>
+                </v:formulas>
+                <v:path arrowok="t" o:connecttype="custom" o:connectlocs="0,0;21600,@11;0,21600" textboxrect="0,@4,7637,@5"/>
+                <v:handles>
+                  <v:h position="center,#0" yrange="0,@8"/>
+                  <v:h position="bottomRight,#1" yrange="@9,@10"/>
+                </v:handles>
+              </v:shapetype>
+              <v:shape id="Right Brace 2" o:spid="_x0000_s1026" type="#_x0000_t88" style="position:absolute;margin-left:333.35pt;margin-top:14.6pt;width:6.4pt;height:83.4pt;rotation:5569650fd;flip:y;z-index:251691008;visibility:visible;mso-wrap-style:square;mso-width-percent:0;mso-height-percent:0;mso-wrap-distance-left:9pt;mso-wrap-distance-top:0;mso-wrap-distance-right:9pt;mso-wrap-distance-bottom:0;mso-position-horizontal:absolute;mso-position-horizontal-relative:text;mso-position-vertical:absolute;mso-position-vertical-relative:text;mso-width-percent:0;mso-height-percent:0;mso-width-relative:margin;mso-height-relative:margin;v-text-anchor:middle" o:gfxdata="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" adj="526,12565" strokecolor="black [3213]"/>
+            </w:pict>
+          </mc:Fallback>
+        </mc:AlternateContent>
+      </w:r>
+      <w:r>
+        <w:rPr>
+          <w:noProof/>
+        </w:rPr>
+        <w:drawing>
+          <wp:anchor distT="0" distB="0" distL="114300" distR="114300" simplePos="0" relativeHeight="251688960" behindDoc="0" locked="0" layoutInCell="1" allowOverlap="1" wp14:anchorId="6A5A9C23" wp14:editId="77EFD145">
+            <wp:simplePos x="0" y="0"/>
+            <wp:positionH relativeFrom="column">
+              <wp:posOffset>4223703</wp:posOffset>
+            </wp:positionH>
+            <wp:positionV relativeFrom="paragraph">
+              <wp:posOffset>157783</wp:posOffset>
+            </wp:positionV>
+            <wp:extent cx="368935" cy="495300"/>
+            <wp:effectExtent l="0" t="0" r="0" b="0"/>
+            <wp:wrapSquare wrapText="bothSides"/>
+            <wp:docPr id="1314242177" name="Picture 1"/>
+            <wp:cNvGraphicFramePr>
+              <a:graphicFrameLocks xmlns:a="http://schemas.openxmlformats.org/drawingml/2006/main" noChangeAspect="1"/>
+            </wp:cNvGraphicFramePr>
+            <a:graphic xmlns:a="http://schemas.openxmlformats.org/drawingml/2006/main">
+              <a:graphicData uri="http://schemas.openxmlformats.org/drawingml/2006/picture">
+                <pic:pic xmlns:pic="http://schemas.openxmlformats.org/drawingml/2006/picture">
+                  <pic:nvPicPr>
+                    <pic:cNvPr id="0" name="Picture 1"/>
+                    <pic:cNvPicPr>
+                      <a:picLocks noChangeAspect="1" noChangeArrowheads="1"/>
+                    </pic:cNvPicPr>
+                  </pic:nvPicPr>
+                  <pic:blipFill rotWithShape="1">
+                    <a:blip r:embed="rId8">
+                      <a:extLst>
+                        <a:ext uri="{28A0092B-C50C-407E-A947-70E740481C1C}">
+                          <a14:useLocalDpi xmlns:a14="http://schemas.microsoft.com/office/drawing/2010/main" val="0"/>
+                        </a:ext>
+                      </a:extLst>
+                    </a:blip>
+                    <a:srcRect l="26432" r="22631" b="26092"/>
+                    <a:stretch>
+                      <a:fillRect/>
+                    </a:stretch>
+                  </pic:blipFill>
+                  <pic:spPr bwMode="auto">
+                    <a:xfrm>
+                      <a:off x="0" y="0"/>
+                      <a:ext cx="368935" cy="495300"/>
+                    </a:xfrm>
+                    <a:prstGeom prst="rect">
+                      <a:avLst/>
+                    </a:prstGeom>
+                    <a:noFill/>
+                    <a:ln>
+                      <a:noFill/>
+                    </a:ln>
+                    <a:extLst>
+                      <a:ext uri="{53640926-AAD7-44D8-BBD7-CCE9431645EC}">
+                        <a14:shadowObscured xmlns:a14="http://schemas.microsoft.com/office/drawing/2010/main"/>
+                      </a:ext>
+                    </a:extLst>
+                  </pic:spPr>
+                </pic:pic>
+              </a:graphicData>
+            </a:graphic>
+            <wp14:sizeRelH relativeFrom="page">
+              <wp14:pctWidth>0</wp14:pctWidth>
+            </wp14:sizeRelH>
+            <wp14:sizeRelV relativeFrom="page">
+              <wp14:pctHeight>0</wp14:pctHeight>
+            </wp14:sizeRelV>
+          </wp:anchor>
+        </w:drawing>
+      </w:r>
+      <w:r>
+        <w:rPr>
+          <w:noProof/>
+        </w:rPr>
+        <mc:AlternateContent>
+          <mc:Choice Requires="wpg">
+            <w:drawing>
+              <wp:anchor distT="0" distB="0" distL="114300" distR="114300" simplePos="0" relativeHeight="251676672" behindDoc="0" locked="0" layoutInCell="1" allowOverlap="1" wp14:anchorId="4D99B789" wp14:editId="215F56B7">
+                <wp:simplePos x="0" y="0"/>
+                <wp:positionH relativeFrom="column">
+                  <wp:posOffset>1870710</wp:posOffset>
+                </wp:positionH>
+                <wp:positionV relativeFrom="paragraph">
+                  <wp:posOffset>225861</wp:posOffset>
+                </wp:positionV>
+                <wp:extent cx="869156" cy="318770"/>
+                <wp:effectExtent l="0" t="76200" r="0" b="81280"/>
+                <wp:wrapNone/>
+                <wp:docPr id="2022874031" name="Group 2"/>
+                <wp:cNvGraphicFramePr/>
+                <a:graphic xmlns:a="http://schemas.openxmlformats.org/drawingml/2006/main">
+                  <a:graphicData uri="http://schemas.microsoft.com/office/word/2010/wordprocessingGroup">
+                    <wpg:wgp>
+                      <wpg:cNvGrpSpPr/>
+                      <wpg:grpSpPr>
+                        <a:xfrm>
+                          <a:off x="0" y="0"/>
+                          <a:ext cx="869156" cy="318770"/>
+                          <a:chOff x="0" y="0"/>
+                          <a:chExt cx="869156" cy="318770"/>
+                        </a:xfrm>
+                      </wpg:grpSpPr>
+                      <pic:pic xmlns:pic="http://schemas.openxmlformats.org/drawingml/2006/picture">
+                        <pic:nvPicPr>
+                          <pic:cNvPr id="2135823181" name="Picture 1" descr="32,500+ Banana Cartoons Stock Photos, Pictures &amp; Royalty-Free Images -  iStock"/>
+                          <pic:cNvPicPr>
+                            <a:picLocks noChangeAspect="1"/>
+                          </pic:cNvPicPr>
+                        </pic:nvPicPr>
+                        <pic:blipFill rotWithShape="1">
+                          <a:blip r:embed="rId9">
+                            <a:extLst>
+                              <a:ext uri="{28A0092B-C50C-407E-A947-70E740481C1C}">
+                                <a14:useLocalDpi xmlns:a14="http://schemas.microsoft.com/office/drawing/2010/main" val="0"/>
+                              </a:ext>
+                            </a:extLst>
+                          </a:blip>
+                          <a:srcRect l="10873" t="10149" r="13711" b="18091"/>
+                          <a:stretch>
+                            <a:fillRect/>
+                          </a:stretch>
+                        </pic:blipFill>
+                        <pic:spPr bwMode="auto">
+                          <a:xfrm rot="19722340" flipH="1">
+                            <a:off x="214312" y="0"/>
+                            <a:ext cx="335915" cy="318770"/>
+                          </a:xfrm>
+                          <a:prstGeom prst="rect">
+                            <a:avLst/>
+                          </a:prstGeom>
+                          <a:noFill/>
+                          <a:ln>
+                            <a:noFill/>
+                          </a:ln>
+                          <a:extLst>
+                            <a:ext uri="{53640926-AAD7-44D8-BBD7-CCE9431645EC}">
+                              <a14:shadowObscured xmlns:a14="http://schemas.microsoft.com/office/drawing/2010/main"/>
+                            </a:ext>
+                          </a:extLst>
+                        </pic:spPr>
+                      </pic:pic>
+                      <wps:wsp>
+                        <wps:cNvPr id="457775158" name="Text Box 1"/>
+                        <wps:cNvSpPr txBox="1"/>
+                        <wps:spPr>
+                          <a:xfrm>
+                            <a:off x="0" y="52388"/>
+                            <a:ext cx="869156" cy="239865"/>
+                          </a:xfrm>
+                          <a:prstGeom prst="rect">
+                            <a:avLst/>
+                          </a:prstGeom>
+                          <a:noFill/>
+                          <a:ln w="6350">
+                            <a:noFill/>
+                          </a:ln>
+                        </wps:spPr>
+                        <wps:txbx>
+                          <w:txbxContent>
+                            <w:p>
+                              <w:pPr>
+                                <w:rPr>
+                                  <w:rFonts w:asciiTheme="majorBidi" w:hAnsiTheme="majorBidi" w:cstheme="majorBidi"/>
+                                </w:rPr>
+                              </w:pPr>
+                              <w:r>
+                                <w:rPr>
+                                  <w:rFonts w:asciiTheme="majorBidi" w:hAnsiTheme="majorBidi" w:cstheme="majorBidi"/>
+                                </w:rPr>
+                                <w:t>“</w:t>
+                              </w:r>
+                              <w:r>
+                                <w:rPr>
+                                  <w:rFonts w:asciiTheme="majorBidi" w:hAnsiTheme="majorBidi" w:cstheme="majorBidi"/>
+                                </w:rPr>
+                                <w:t xml:space="preserve">   </w:t>
+                              </w:r>
+                              <w:r>
+                                <w:rPr>
+                                  <w:rFonts w:asciiTheme="majorBidi" w:hAnsiTheme="majorBidi" w:cstheme="majorBidi"/>
+                                </w:rPr>
+                                <w:t xml:space="preserve">  </w:t>
+                              </w:r>
+                              <w:r>
+                                <w:rPr>
+                                  <w:rFonts w:asciiTheme="majorBidi" w:hAnsiTheme="majorBidi" w:cstheme="majorBidi"/>
+                                </w:rPr>
+                                <w:t xml:space="preserve">       </w:t>
+                              </w:r>
+                              <w:r>
+                                <w:rPr>
+                                  <w:rFonts w:asciiTheme="majorBidi" w:hAnsiTheme="majorBidi" w:cstheme="majorBidi"/>
+                                </w:rPr>
+                                <w:t>”</w:t>
+                              </w:r>
+                            </w:p>
+                          </w:txbxContent>
+                        </wps:txbx>
+                        <wps:bodyPr rot="0" spcFirstLastPara="0" vertOverflow="overflow" horzOverflow="overflow" vert="horz" wrap="square" lIns="91440" tIns="45720" rIns="91440" bIns="45720" numCol="1" spcCol="0" rtlCol="0" fromWordArt="0" anchor="t" anchorCtr="0" forceAA="0" compatLnSpc="1">
+                          <a:prstTxWarp prst="textNoShape">
+                            <a:avLst/>
+                          </a:prstTxWarp>
+                          <a:noAutofit/>
+                        </wps:bodyPr>
+                      </wps:wsp>
+                    </wpg:wgp>
+                  </a:graphicData>
+                </a:graphic>
+              </wp:anchor>
+            </w:drawing>
+          </mc:Choice>
+          <mc:Fallback>
+            <w:pict>
+              <v:group w14:anchorId="4D99B789" id="Group 2" o:spid="_x0000_s1030" style="position:absolute;margin-left:147.3pt;margin-top:17.8pt;width:68.45pt;height:25.1pt;z-index:251676672" coordsize="8691,3187" o:gfxdata="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">
+                <v:shape id="Picture 1" o:spid="_x0000_s1031" type="#_x0000_t75" alt="32,500+ Banana Cartoons Stock Photos, Pictures &amp; Royalty-Free Images -  iStock" style="position:absolute;left:2143;width:3359;height:3187;rotation:2050905fd;flip:x;visibility:visible;mso-wrap-style:square" o:gfxdata="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">
+                  <v:imagedata r:id="rId10" o:title="32,500+ Banana Cartoons Stock Photos, Pictures &amp; Royalty-Free Images -  iStock" croptop="6651f" cropbottom="11856f" cropleft="7126f" cropright="8986f"/>
+                </v:shape>
+                <v:shape id="_x0000_s1032" type="#_x0000_t202" style="position:absolute;top:523;width:8691;height:2399;visibility:visible;mso-wrap-style:square;v-text-anchor:top" o:gfxdata="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" filled="f" stroked="f" strokeweight=".5pt">
+                  <v:textbox>
+                    <w:txbxContent>
+                      <w:p>
+                        <w:pPr>
+                          <w:rPr>
+                            <w:rFonts w:asciiTheme="majorBidi" w:hAnsiTheme="majorBidi" w:cstheme="majorBidi"/>
+                          </w:rPr>
+                        </w:pPr>
+                        <w:r>
+                          <w:rPr>
+                            <w:rFonts w:asciiTheme="majorBidi" w:hAnsiTheme="majorBidi" w:cstheme="majorBidi"/>
+                          </w:rPr>
+                          <w:t>“</w:t>
+                        </w:r>
+                        <w:r>
+                          <w:rPr>
+                            <w:rFonts w:asciiTheme="majorBidi" w:hAnsiTheme="majorBidi" w:cstheme="majorBidi"/>
+                          </w:rPr>
+                          <w:t xml:space="preserve">   </w:t>
+                        </w:r>
+                        <w:r>
+                          <w:rPr>
+                            <w:rFonts w:asciiTheme="majorBidi" w:hAnsiTheme="majorBidi" w:cstheme="majorBidi"/>
+                          </w:rPr>
+                          <w:t xml:space="preserve">  </w:t>
+                        </w:r>
+                        <w:r>
+                          <w:rPr>
+                            <w:rFonts w:asciiTheme="majorBidi" w:hAnsiTheme="majorBidi" w:cstheme="majorBidi"/>
+                          </w:rPr>
+                          <w:t xml:space="preserve">       </w:t>
+                        </w:r>
+                        <w:r>
+                          <w:rPr>
+                            <w:rFonts w:asciiTheme="majorBidi" w:hAnsiTheme="majorBidi" w:cstheme="majorBidi"/>
+                          </w:rPr>
+                          <w:t>”</w:t>
+                        </w:r>
+                      </w:p>
+                    </w:txbxContent>
+                  </v:textbox>
+                </v:shape>
+              </v:group>
+            </w:pict>
+          </mc:Fallback>
+        </mc:AlternateContent>
+      </w:r>
     </w:p>
     <w:p>
       <w:pPr>
@@ -23,6 +706,979 @@
       </w:pPr>
       <w:r>
         <w:rPr>
+          <w:noProof/>
+        </w:rPr>
+        <mc:AlternateContent>
+          <mc:Choice Requires="wps">
+            <w:drawing>
+              <wp:anchor distT="0" distB="0" distL="114300" distR="114300" simplePos="0" relativeHeight="251687936" behindDoc="0" locked="0" layoutInCell="1" allowOverlap="1" wp14:anchorId="472D0AC7" wp14:editId="494502EC">
+                <wp:simplePos x="0" y="0"/>
+                <wp:positionH relativeFrom="column">
+                  <wp:posOffset>3401159</wp:posOffset>
+                </wp:positionH>
+                <wp:positionV relativeFrom="paragraph">
+                  <wp:posOffset>176920</wp:posOffset>
+                </wp:positionV>
+                <wp:extent cx="8792" cy="168079"/>
+                <wp:effectExtent l="76200" t="38100" r="67945" b="22860"/>
+                <wp:wrapNone/>
+                <wp:docPr id="802677668" name="Straight Connector 7"/>
+                <wp:cNvGraphicFramePr/>
+                <a:graphic xmlns:a="http://schemas.openxmlformats.org/drawingml/2006/main">
+                  <a:graphicData uri="http://schemas.microsoft.com/office/word/2010/wordprocessingShape">
+                    <wps:wsp>
+                      <wps:cNvCnPr/>
+                      <wps:spPr>
+                        <a:xfrm flipV="1">
+                          <a:off x="0" y="0"/>
+                          <a:ext cx="8792" cy="168079"/>
+                        </a:xfrm>
+                        <a:prstGeom prst="line">
+                          <a:avLst/>
+                        </a:prstGeom>
+                        <a:ln>
+                          <a:solidFill>
+                            <a:schemeClr val="tx1"/>
+                          </a:solidFill>
+                          <a:tailEnd type="arrow" w="sm" len="sm"/>
+                        </a:ln>
+                      </wps:spPr>
+                      <wps:style>
+                        <a:lnRef idx="1">
+                          <a:schemeClr val="accent1"/>
+                        </a:lnRef>
+                        <a:fillRef idx="0">
+                          <a:schemeClr val="accent1"/>
+                        </a:fillRef>
+                        <a:effectRef idx="0">
+                          <a:schemeClr val="accent1"/>
+                        </a:effectRef>
+                        <a:fontRef idx="minor">
+                          <a:schemeClr val="tx1"/>
+                        </a:fontRef>
+                      </wps:style>
+                      <wps:bodyPr/>
+                    </wps:wsp>
+                  </a:graphicData>
+                </a:graphic>
+                <wp14:sizeRelH relativeFrom="margin">
+                  <wp14:pctWidth>0</wp14:pctWidth>
+                </wp14:sizeRelH>
+                <wp14:sizeRelV relativeFrom="margin">
+                  <wp14:pctHeight>0</wp14:pctHeight>
+                </wp14:sizeRelV>
+              </wp:anchor>
+            </w:drawing>
+          </mc:Choice>
+          <mc:Fallback>
+            <w:pict>
+              <v:line w14:anchorId="4809750E" id="Straight Connector 7" o:spid="_x0000_s1026" style="position:absolute;flip:y;z-index:251687936;visibility:visible;mso-wrap-style:square;mso-width-percent:0;mso-height-percent:0;mso-wrap-distance-left:9pt;mso-wrap-distance-top:0;mso-wrap-distance-right:9pt;mso-wrap-distance-bottom:0;mso-position-horizontal:absolute;mso-position-horizontal-relative:text;mso-position-vertical:absolute;mso-position-vertical-relative:text;mso-width-percent:0;mso-height-percent:0;mso-width-relative:margin;mso-height-relative:margin" from="267.8pt,13.95pt" to="268.5pt,27.2pt" o:gfxdata="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" strokecolor="black [3213]">
+                <v:stroke endarrow="open" endarrowwidth="narrow" endarrowlength="short"/>
+              </v:line>
+            </w:pict>
+          </mc:Fallback>
+        </mc:AlternateContent>
+      </w:r>
+      <w:r>
+        <w:rPr>
+          <w:noProof/>
+        </w:rPr>
+        <mc:AlternateContent>
+          <mc:Choice Requires="wps">
+            <w:drawing>
+              <wp:anchor distT="0" distB="0" distL="114300" distR="114300" simplePos="0" relativeHeight="251694080" behindDoc="0" locked="0" layoutInCell="1" allowOverlap="1" wp14:anchorId="4E2F5A4E" wp14:editId="1CB0E5BF">
+                <wp:simplePos x="0" y="0"/>
+                <wp:positionH relativeFrom="column">
+                  <wp:posOffset>3988218</wp:posOffset>
+                </wp:positionH>
+                <wp:positionV relativeFrom="paragraph">
+                  <wp:posOffset>44771</wp:posOffset>
+                </wp:positionV>
+                <wp:extent cx="175476" cy="289415"/>
+                <wp:effectExtent l="0" t="76200" r="53340" b="15875"/>
+                <wp:wrapNone/>
+                <wp:docPr id="2030799102" name="Freeform: Shape 3"/>
+                <wp:cNvGraphicFramePr/>
+                <a:graphic xmlns:a="http://schemas.openxmlformats.org/drawingml/2006/main">
+                  <a:graphicData uri="http://schemas.microsoft.com/office/word/2010/wordprocessingShape">
+                    <wps:wsp>
+                      <wps:cNvSpPr/>
+                      <wps:spPr>
+                        <a:xfrm>
+                          <a:off x="0" y="0"/>
+                          <a:ext cx="175476" cy="289415"/>
+                        </a:xfrm>
+                        <a:custGeom>
+                          <a:avLst/>
+                          <a:gdLst>
+                            <a:gd name="csX0" fmla="*/ 18598 w 133827"/>
+                            <a:gd name="csY0" fmla="*/ 279709 h 279709"/>
+                            <a:gd name="csX1" fmla="*/ 9305 w 133827"/>
+                            <a:gd name="csY1" fmla="*/ 93856 h 279709"/>
+                            <a:gd name="csX2" fmla="*/ 133827 w 133827"/>
+                            <a:gd name="csY2" fmla="*/ 0 h 279709"/>
+                            <a:gd name="csX0" fmla="*/ 0 w 115229"/>
+                            <a:gd name="csY0" fmla="*/ 279709 h 279709"/>
+                            <a:gd name="csX1" fmla="*/ 115229 w 115229"/>
+                            <a:gd name="csY1" fmla="*/ 0 h 279709"/>
+                            <a:gd name="csX0" fmla="*/ 0 w 115229"/>
+                            <a:gd name="csY0" fmla="*/ 279719 h 279719"/>
+                            <a:gd name="csX1" fmla="*/ 115229 w 115229"/>
+                            <a:gd name="csY1" fmla="*/ 10 h 279719"/>
+                            <a:gd name="csX0" fmla="*/ 24007 w 139236"/>
+                            <a:gd name="csY0" fmla="*/ 279720 h 279720"/>
+                            <a:gd name="csX1" fmla="*/ 139236 w 139236"/>
+                            <a:gd name="csY1" fmla="*/ 11 h 279720"/>
+                            <a:gd name="csX0" fmla="*/ 22490 w 137719"/>
+                            <a:gd name="csY0" fmla="*/ 281518 h 281518"/>
+                            <a:gd name="csX1" fmla="*/ 137719 w 137719"/>
+                            <a:gd name="csY1" fmla="*/ 1809 h 281518"/>
+                            <a:gd name="csX0" fmla="*/ 21853 w 137082"/>
+                            <a:gd name="csY0" fmla="*/ 279709 h 279709"/>
+                            <a:gd name="csX1" fmla="*/ 137082 w 137082"/>
+                            <a:gd name="csY1" fmla="*/ 0 h 279709"/>
+                            <a:gd name="csX0" fmla="*/ 15967 w 131196"/>
+                            <a:gd name="csY0" fmla="*/ 279709 h 279709"/>
+                            <a:gd name="csX1" fmla="*/ 33143 w 131196"/>
+                            <a:gd name="csY1" fmla="*/ 53432 h 279709"/>
+                            <a:gd name="csX2" fmla="*/ 131196 w 131196"/>
+                            <a:gd name="csY2" fmla="*/ 0 h 279709"/>
+                            <a:gd name="csX0" fmla="*/ 0 w 115229"/>
+                            <a:gd name="csY0" fmla="*/ 279709 h 279709"/>
+                            <a:gd name="csX1" fmla="*/ 74028 w 115229"/>
+                            <a:gd name="csY1" fmla="*/ 5057 h 279709"/>
+                            <a:gd name="csX2" fmla="*/ 115229 w 115229"/>
+                            <a:gd name="csY2" fmla="*/ 0 h 279709"/>
+                            <a:gd name="csX0" fmla="*/ 0 w 115229"/>
+                            <a:gd name="csY0" fmla="*/ 282452 h 282452"/>
+                            <a:gd name="csX1" fmla="*/ 74028 w 115229"/>
+                            <a:gd name="csY1" fmla="*/ 7800 h 282452"/>
+                            <a:gd name="csX2" fmla="*/ 115229 w 115229"/>
+                            <a:gd name="csY2" fmla="*/ 2743 h 282452"/>
+                            <a:gd name="csX0" fmla="*/ 61740 w 176969"/>
+                            <a:gd name="csY0" fmla="*/ 279709 h 279709"/>
+                            <a:gd name="csX1" fmla="*/ 23038 w 176969"/>
+                            <a:gd name="csY1" fmla="*/ 80465 h 279709"/>
+                            <a:gd name="csX2" fmla="*/ 176969 w 176969"/>
+                            <a:gd name="csY2" fmla="*/ 0 h 279709"/>
+                            <a:gd name="csX0" fmla="*/ 51059 w 166288"/>
+                            <a:gd name="csY0" fmla="*/ 282697 h 282697"/>
+                            <a:gd name="csX1" fmla="*/ 12357 w 166288"/>
+                            <a:gd name="csY1" fmla="*/ 83453 h 282697"/>
+                            <a:gd name="csX2" fmla="*/ 166288 w 166288"/>
+                            <a:gd name="csY2" fmla="*/ 2988 h 282697"/>
+                            <a:gd name="csX0" fmla="*/ 51059 w 166288"/>
+                            <a:gd name="csY0" fmla="*/ 282697 h 282697"/>
+                            <a:gd name="csX1" fmla="*/ 12357 w 166288"/>
+                            <a:gd name="csY1" fmla="*/ 83453 h 282697"/>
+                            <a:gd name="csX2" fmla="*/ 166288 w 166288"/>
+                            <a:gd name="csY2" fmla="*/ 2988 h 282697"/>
+                            <a:gd name="csX0" fmla="*/ 38702 w 153931"/>
+                            <a:gd name="csY0" fmla="*/ 279709 h 279709"/>
+                            <a:gd name="csX1" fmla="*/ 0 w 153931"/>
+                            <a:gd name="csY1" fmla="*/ 80465 h 279709"/>
+                            <a:gd name="csX2" fmla="*/ 153931 w 153931"/>
+                            <a:gd name="csY2" fmla="*/ 0 h 279709"/>
+                            <a:gd name="csX0" fmla="*/ 0 w 115229"/>
+                            <a:gd name="csY0" fmla="*/ 279709 h 279709"/>
+                            <a:gd name="csX1" fmla="*/ 59037 w 115229"/>
+                            <a:gd name="csY1" fmla="*/ 8833 h 279709"/>
+                            <a:gd name="csX2" fmla="*/ 115229 w 115229"/>
+                            <a:gd name="csY2" fmla="*/ 0 h 279709"/>
+                            <a:gd name="csX0" fmla="*/ 0 w 115229"/>
+                            <a:gd name="csY0" fmla="*/ 279709 h 279709"/>
+                            <a:gd name="csX1" fmla="*/ 59037 w 115229"/>
+                            <a:gd name="csY1" fmla="*/ 8833 h 279709"/>
+                            <a:gd name="csX2" fmla="*/ 115229 w 115229"/>
+                            <a:gd name="csY2" fmla="*/ 0 h 279709"/>
+                            <a:gd name="csX0" fmla="*/ 0 w 115229"/>
+                            <a:gd name="csY0" fmla="*/ 279709 h 279709"/>
+                            <a:gd name="csX1" fmla="*/ 38540 w 115229"/>
+                            <a:gd name="csY1" fmla="*/ 19996 h 279709"/>
+                            <a:gd name="csX2" fmla="*/ 115229 w 115229"/>
+                            <a:gd name="csY2" fmla="*/ 0 h 279709"/>
+                            <a:gd name="csX0" fmla="*/ 1287 w 116516"/>
+                            <a:gd name="csY0" fmla="*/ 280516 h 280516"/>
+                            <a:gd name="csX1" fmla="*/ 39827 w 116516"/>
+                            <a:gd name="csY1" fmla="*/ 20803 h 280516"/>
+                            <a:gd name="csX2" fmla="*/ 116516 w 116516"/>
+                            <a:gd name="csY2" fmla="*/ 807 h 280516"/>
+                            <a:gd name="csX0" fmla="*/ 0 w 115229"/>
+                            <a:gd name="csY0" fmla="*/ 279709 h 279709"/>
+                            <a:gd name="csX1" fmla="*/ 38540 w 115229"/>
+                            <a:gd name="csY1" fmla="*/ 19996 h 279709"/>
+                            <a:gd name="csX2" fmla="*/ 115229 w 115229"/>
+                            <a:gd name="csY2" fmla="*/ 0 h 279709"/>
+                            <a:gd name="csX0" fmla="*/ 0 w 115229"/>
+                            <a:gd name="csY0" fmla="*/ 281089 h 281089"/>
+                            <a:gd name="csX1" fmla="*/ 38540 w 115229"/>
+                            <a:gd name="csY1" fmla="*/ 21376 h 281089"/>
+                            <a:gd name="csX2" fmla="*/ 115229 w 115229"/>
+                            <a:gd name="csY2" fmla="*/ 1380 h 281089"/>
+                            <a:gd name="csX0" fmla="*/ 0 w 115229"/>
+                            <a:gd name="csY0" fmla="*/ 293867 h 293867"/>
+                            <a:gd name="csX1" fmla="*/ 28292 w 115229"/>
+                            <a:gd name="csY1" fmla="*/ 9026 h 293867"/>
+                            <a:gd name="csX2" fmla="*/ 115229 w 115229"/>
+                            <a:gd name="csY2" fmla="*/ 14158 h 293867"/>
+                            <a:gd name="csX0" fmla="*/ 0 w 115229"/>
+                            <a:gd name="csY0" fmla="*/ 293867 h 293867"/>
+                            <a:gd name="csX1" fmla="*/ 28292 w 115229"/>
+                            <a:gd name="csY1" fmla="*/ 9026 h 293867"/>
+                            <a:gd name="csX2" fmla="*/ 115229 w 115229"/>
+                            <a:gd name="csY2" fmla="*/ 14158 h 293867"/>
+                            <a:gd name="csX0" fmla="*/ 21318 w 136547"/>
+                            <a:gd name="csY0" fmla="*/ 293867 h 293867"/>
+                            <a:gd name="csX1" fmla="*/ 49610 w 136547"/>
+                            <a:gd name="csY1" fmla="*/ 9026 h 293867"/>
+                            <a:gd name="csX2" fmla="*/ 136547 w 136547"/>
+                            <a:gd name="csY2" fmla="*/ 14158 h 293867"/>
+                            <a:gd name="csX0" fmla="*/ 21318 w 136547"/>
+                            <a:gd name="csY0" fmla="*/ 293867 h 293867"/>
+                            <a:gd name="csX1" fmla="*/ 49610 w 136547"/>
+                            <a:gd name="csY1" fmla="*/ 9026 h 293867"/>
+                            <a:gd name="csX2" fmla="*/ 136547 w 136547"/>
+                            <a:gd name="csY2" fmla="*/ 14158 h 293867"/>
+                            <a:gd name="csX0" fmla="*/ 37274 w 152503"/>
+                            <a:gd name="csY0" fmla="*/ 279857 h 279857"/>
+                            <a:gd name="csX1" fmla="*/ 21884 w 152503"/>
+                            <a:gd name="csY1" fmla="*/ 78792 h 279857"/>
+                            <a:gd name="csX2" fmla="*/ 152503 w 152503"/>
+                            <a:gd name="csY2" fmla="*/ 148 h 279857"/>
+                            <a:gd name="csX0" fmla="*/ 38837 w 154066"/>
+                            <a:gd name="csY0" fmla="*/ 279787 h 279787"/>
+                            <a:gd name="csX1" fmla="*/ 20657 w 154066"/>
+                            <a:gd name="csY1" fmla="*/ 136431 h 279787"/>
+                            <a:gd name="csX2" fmla="*/ 154066 w 154066"/>
+                            <a:gd name="csY2" fmla="*/ 78 h 279787"/>
+                            <a:gd name="csX0" fmla="*/ 13545 w 128774"/>
+                            <a:gd name="csY0" fmla="*/ 290130 h 290130"/>
+                            <a:gd name="csX1" fmla="*/ 94121 w 128774"/>
+                            <a:gd name="csY1" fmla="*/ 10343 h 290130"/>
+                            <a:gd name="csX2" fmla="*/ 128774 w 128774"/>
+                            <a:gd name="csY2" fmla="*/ 10421 h 290130"/>
+                            <a:gd name="csX0" fmla="*/ 13545 w 128774"/>
+                            <a:gd name="csY0" fmla="*/ 282853 h 282853"/>
+                            <a:gd name="csX1" fmla="*/ 94121 w 128774"/>
+                            <a:gd name="csY1" fmla="*/ 16101 h 282853"/>
+                            <a:gd name="csX2" fmla="*/ 128774 w 128774"/>
+                            <a:gd name="csY2" fmla="*/ 3144 h 282853"/>
+                            <a:gd name="csX0" fmla="*/ 22650 w 137879"/>
+                            <a:gd name="csY0" fmla="*/ 292357 h 292357"/>
+                            <a:gd name="csX1" fmla="*/ 45385 w 137879"/>
+                            <a:gd name="csY1" fmla="*/ 9504 h 292357"/>
+                            <a:gd name="csX2" fmla="*/ 137879 w 137879"/>
+                            <a:gd name="csY2" fmla="*/ 12648 h 292357"/>
+                            <a:gd name="csX0" fmla="*/ 20647 w 134017"/>
+                            <a:gd name="csY0" fmla="*/ 300717 h 300717"/>
+                            <a:gd name="csX1" fmla="*/ 43382 w 134017"/>
+                            <a:gd name="csY1" fmla="*/ 17864 h 300717"/>
+                            <a:gd name="csX2" fmla="*/ 134017 w 134017"/>
+                            <a:gd name="csY2" fmla="*/ 30309 h 300717"/>
+                            <a:gd name="csX0" fmla="*/ 20647 w 134017"/>
+                            <a:gd name="csY0" fmla="*/ 298325 h 298325"/>
+                            <a:gd name="csX1" fmla="*/ 43382 w 134017"/>
+                            <a:gd name="csY1" fmla="*/ 15472 h 298325"/>
+                            <a:gd name="csX2" fmla="*/ 134017 w 134017"/>
+                            <a:gd name="csY2" fmla="*/ 27917 h 298325"/>
+                            <a:gd name="csX0" fmla="*/ 20647 w 134017"/>
+                            <a:gd name="csY0" fmla="*/ 301235 h 301235"/>
+                            <a:gd name="csX1" fmla="*/ 43382 w 134017"/>
+                            <a:gd name="csY1" fmla="*/ 18382 h 301235"/>
+                            <a:gd name="csX2" fmla="*/ 134017 w 134017"/>
+                            <a:gd name="csY2" fmla="*/ 30827 h 301235"/>
+                            <a:gd name="csX0" fmla="*/ 107465 w 107465"/>
+                            <a:gd name="csY0" fmla="*/ 313215 h 313215"/>
+                            <a:gd name="csX1" fmla="*/ 72 w 107465"/>
+                            <a:gd name="csY1" fmla="*/ 19202 h 313215"/>
+                            <a:gd name="csX2" fmla="*/ 90707 w 107465"/>
+                            <a:gd name="csY2" fmla="*/ 31647 h 313215"/>
+                            <a:gd name="csX0" fmla="*/ 149315 w 149315"/>
+                            <a:gd name="csY0" fmla="*/ 281971 h 281971"/>
+                            <a:gd name="csX1" fmla="*/ 47 w 149315"/>
+                            <a:gd name="csY1" fmla="*/ 110684 h 281971"/>
+                            <a:gd name="csX2" fmla="*/ 132557 w 149315"/>
+                            <a:gd name="csY2" fmla="*/ 403 h 281971"/>
+                            <a:gd name="csX0" fmla="*/ 16758 w 16758"/>
+                            <a:gd name="csY0" fmla="*/ 281568 h 281568"/>
+                            <a:gd name="csX1" fmla="*/ 0 w 16758"/>
+                            <a:gd name="csY1" fmla="*/ 0 h 281568"/>
+                            <a:gd name="csX0" fmla="*/ 129896 w 129896"/>
+                            <a:gd name="csY0" fmla="*/ 284053 h 284053"/>
+                            <a:gd name="csX1" fmla="*/ 113138 w 129896"/>
+                            <a:gd name="csY1" fmla="*/ 2485 h 284053"/>
+                            <a:gd name="csX0" fmla="*/ 136932 w 136932"/>
+                            <a:gd name="csY0" fmla="*/ 285520 h 285520"/>
+                            <a:gd name="csX1" fmla="*/ 120174 w 136932"/>
+                            <a:gd name="csY1" fmla="*/ 3952 h 285520"/>
+                            <a:gd name="csX0" fmla="*/ 183178 w 183178"/>
+                            <a:gd name="csY0" fmla="*/ 285091 h 285091"/>
+                            <a:gd name="csX1" fmla="*/ 166420 w 183178"/>
+                            <a:gd name="csY1" fmla="*/ 3523 h 285091"/>
+                            <a:gd name="csX0" fmla="*/ 170371 w 170371"/>
+                            <a:gd name="csY0" fmla="*/ 285651 h 285651"/>
+                            <a:gd name="csX1" fmla="*/ 153613 w 170371"/>
+                            <a:gd name="csY1" fmla="*/ 4083 h 285651"/>
+                            <a:gd name="csX0" fmla="*/ 188122 w 188122"/>
+                            <a:gd name="csY0" fmla="*/ 306738 h 306738"/>
+                            <a:gd name="csX1" fmla="*/ 144385 w 188122"/>
+                            <a:gd name="csY1" fmla="*/ 3757 h 306738"/>
+                            <a:gd name="csX0" fmla="*/ 175476 w 175476"/>
+                            <a:gd name="csY0" fmla="*/ 289415 h 289415"/>
+                            <a:gd name="csX1" fmla="*/ 150805 w 175476"/>
+                            <a:gd name="csY1" fmla="*/ 4021 h 289415"/>
+                          </a:gdLst>
+                          <a:ahLst/>
+                          <a:cxnLst>
+                            <a:cxn ang="0">
+                              <a:pos x="csX0" y="csY0"/>
+                            </a:cxn>
+                            <a:cxn ang="0">
+                              <a:pos x="csX1" y="csY1"/>
+                            </a:cxn>
+                          </a:cxnLst>
+                          <a:rect l="l" t="t" r="r" b="b"/>
+                          <a:pathLst>
+                            <a:path w="175476" h="289415">
+                              <a:moveTo>
+                                <a:pt x="175476" y="289415"/>
+                              </a:moveTo>
+                              <a:cubicBezTo>
+                                <a:pt x="37485" y="187154"/>
+                                <a:pt x="-126385" y="-32340"/>
+                                <a:pt x="150805" y="4021"/>
+                              </a:cubicBezTo>
+                            </a:path>
+                          </a:pathLst>
+                        </a:custGeom>
+                        <a:ln>
+                          <a:solidFill>
+                            <a:schemeClr val="tx1"/>
+                          </a:solidFill>
+                          <a:tailEnd type="arrow" w="sm" len="sm"/>
+                        </a:ln>
+                      </wps:spPr>
+                      <wps:style>
+                        <a:lnRef idx="1">
+                          <a:schemeClr val="accent1"/>
+                        </a:lnRef>
+                        <a:fillRef idx="0">
+                          <a:schemeClr val="accent1"/>
+                        </a:fillRef>
+                        <a:effectRef idx="0">
+                          <a:schemeClr val="accent1"/>
+                        </a:effectRef>
+                        <a:fontRef idx="minor">
+                          <a:schemeClr val="tx1"/>
+                        </a:fontRef>
+                      </wps:style>
+                      <wps:bodyPr rot="0" spcFirstLastPara="0" vertOverflow="overflow" horzOverflow="overflow" vert="horz" wrap="square" lIns="91440" tIns="45720" rIns="91440" bIns="45720" numCol="1" spcCol="0" rtlCol="0" fromWordArt="0" anchor="ctr" anchorCtr="0" forceAA="0" compatLnSpc="1">
+                        <a:prstTxWarp prst="textNoShape">
+                          <a:avLst/>
+                        </a:prstTxWarp>
+                        <a:noAutofit/>
+                      </wps:bodyPr>
+                    </wps:wsp>
+                  </a:graphicData>
+                </a:graphic>
+                <wp14:sizeRelH relativeFrom="margin">
+                  <wp14:pctWidth>0</wp14:pctWidth>
+                </wp14:sizeRelH>
+                <wp14:sizeRelV relativeFrom="margin">
+                  <wp14:pctHeight>0</wp14:pctHeight>
+                </wp14:sizeRelV>
+              </wp:anchor>
+            </w:drawing>
+          </mc:Choice>
+          <mc:Fallback>
+            <w:pict>
+              <v:shape w14:anchorId="625FB6C0" id="Freeform: Shape 3" o:spid="_x0000_s1026" style="position:absolute;margin-left:314.05pt;margin-top:3.55pt;width:13.8pt;height:22.8pt;z-index:251694080;visibility:visible;mso-wrap-style:square;mso-width-percent:0;mso-height-percent:0;mso-wrap-distance-left:9pt;mso-wrap-distance-top:0;mso-wrap-distance-right:9pt;mso-wrap-distance-bottom:0;mso-position-horizontal:absolute;mso-position-horizontal-relative:text;mso-position-vertical:absolute;mso-position-vertical-relative:text;mso-width-percent:0;mso-height-percent:0;mso-width-relative:margin;mso-height-relative:margin;v-text-anchor:middle" coordsize="175476,289415" o:gfxdata="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" path="m175476,289415c37485,187154,-126385,-32340,150805,4021e" filled="f" strokecolor="black [3213]">
+                <v:stroke endarrow="open" endarrowwidth="narrow" endarrowlength="short"/>
+                <v:path arrowok="t" o:connecttype="custom" o:connectlocs="175476,289415;150805,4021" o:connectangles="0,0"/>
+              </v:shape>
+            </w:pict>
+          </mc:Fallback>
+        </mc:AlternateContent>
+      </w:r>
+      <w:r>
+        <w:rPr>
+          <w:noProof/>
+        </w:rPr>
+        <mc:AlternateContent>
+          <mc:Choice Requires="wps">
+            <w:drawing>
+              <wp:anchor distT="0" distB="0" distL="114300" distR="114300" simplePos="0" relativeHeight="251678720" behindDoc="0" locked="0" layoutInCell="1" allowOverlap="1" wp14:anchorId="11FE9BA6" wp14:editId="48BC6FE9">
+                <wp:simplePos x="0" y="0"/>
+                <wp:positionH relativeFrom="column">
+                  <wp:posOffset>2331243</wp:posOffset>
+                </wp:positionH>
+                <wp:positionV relativeFrom="paragraph">
+                  <wp:posOffset>278764</wp:posOffset>
+                </wp:positionV>
+                <wp:extent cx="128270" cy="209233"/>
+                <wp:effectExtent l="38100" t="38100" r="24130" b="19685"/>
+                <wp:wrapNone/>
+                <wp:docPr id="903239192" name="Straight Connector 7"/>
+                <wp:cNvGraphicFramePr/>
+                <a:graphic xmlns:a="http://schemas.openxmlformats.org/drawingml/2006/main">
+                  <a:graphicData uri="http://schemas.microsoft.com/office/word/2010/wordprocessingShape">
+                    <wps:wsp>
+                      <wps:cNvCnPr/>
+                      <wps:spPr>
+                        <a:xfrm flipH="1" flipV="1">
+                          <a:off x="0" y="0"/>
+                          <a:ext cx="128270" cy="209233"/>
+                        </a:xfrm>
+                        <a:prstGeom prst="line">
+                          <a:avLst/>
+                        </a:prstGeom>
+                        <a:ln>
+                          <a:solidFill>
+                            <a:schemeClr val="tx1"/>
+                          </a:solidFill>
+                          <a:tailEnd type="arrow" w="sm" len="sm"/>
+                        </a:ln>
+                      </wps:spPr>
+                      <wps:style>
+                        <a:lnRef idx="1">
+                          <a:schemeClr val="accent1"/>
+                        </a:lnRef>
+                        <a:fillRef idx="0">
+                          <a:schemeClr val="accent1"/>
+                        </a:fillRef>
+                        <a:effectRef idx="0">
+                          <a:schemeClr val="accent1"/>
+                        </a:effectRef>
+                        <a:fontRef idx="minor">
+                          <a:schemeClr val="tx1"/>
+                        </a:fontRef>
+                      </wps:style>
+                      <wps:bodyPr/>
+                    </wps:wsp>
+                  </a:graphicData>
+                </a:graphic>
+                <wp14:sizeRelH relativeFrom="margin">
+                  <wp14:pctWidth>0</wp14:pctWidth>
+                </wp14:sizeRelH>
+                <wp14:sizeRelV relativeFrom="margin">
+                  <wp14:pctHeight>0</wp14:pctHeight>
+                </wp14:sizeRelV>
+              </wp:anchor>
+            </w:drawing>
+          </mc:Choice>
+          <mc:Fallback>
+            <w:pict>
+              <v:line w14:anchorId="10973CCF" id="Straight Connector 7" o:spid="_x0000_s1026" style="position:absolute;flip:x y;z-index:251678720;visibility:visible;mso-wrap-style:square;mso-width-percent:0;mso-height-percent:0;mso-wrap-distance-left:9pt;mso-wrap-distance-top:0;mso-wrap-distance-right:9pt;mso-wrap-distance-bottom:0;mso-position-horizontal:absolute;mso-position-horizontal-relative:text;mso-position-vertical:absolute;mso-position-vertical-relative:text;mso-width-percent:0;mso-height-percent:0;mso-width-relative:margin;mso-height-relative:margin" from="183.55pt,21.95pt" to="193.65pt,38.45pt" o:gfxdata="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" strokecolor="black [3213]">
+                <v:stroke endarrow="open" endarrowwidth="narrow" endarrowlength="short"/>
+              </v:line>
+            </w:pict>
+          </mc:Fallback>
+        </mc:AlternateContent>
+      </w:r>
+      <w:r>
+        <w:rPr>
+          <w:noProof/>
+        </w:rPr>
+        <mc:AlternateContent>
+          <mc:Choice Requires="wps">
+            <w:drawing>
+              <wp:anchor distT="0" distB="0" distL="114300" distR="114300" simplePos="0" relativeHeight="251681792" behindDoc="0" locked="0" layoutInCell="1" allowOverlap="1" wp14:anchorId="5944F2FB" wp14:editId="7BD6C8A0">
+                <wp:simplePos x="0" y="0"/>
+                <wp:positionH relativeFrom="column">
+                  <wp:posOffset>3349791</wp:posOffset>
+                </wp:positionH>
+                <wp:positionV relativeFrom="paragraph">
+                  <wp:posOffset>177446</wp:posOffset>
+                </wp:positionV>
+                <wp:extent cx="79382" cy="481657"/>
+                <wp:effectExtent l="0" t="10477" r="24447" b="43498"/>
+                <wp:wrapNone/>
+                <wp:docPr id="1480629728" name="Right Brace 2"/>
+                <wp:cNvGraphicFramePr/>
+                <a:graphic xmlns:a="http://schemas.openxmlformats.org/drawingml/2006/main">
+                  <a:graphicData uri="http://schemas.microsoft.com/office/word/2010/wordprocessingShape">
+                    <wps:wsp>
+                      <wps:cNvSpPr/>
+                      <wps:spPr>
+                        <a:xfrm rot="16613467" flipV="1">
+                          <a:off x="0" y="0"/>
+                          <a:ext cx="79382" cy="481657"/>
+                        </a:xfrm>
+                        <a:prstGeom prst="rightBrace">
+                          <a:avLst>
+                            <a:gd name="adj1" fmla="val 31735"/>
+                            <a:gd name="adj2" fmla="val 50000"/>
+                          </a:avLst>
+                        </a:prstGeom>
+                        <a:ln>
+                          <a:solidFill>
+                            <a:schemeClr val="tx1"/>
+                          </a:solidFill>
+                        </a:ln>
+                      </wps:spPr>
+                      <wps:style>
+                        <a:lnRef idx="1">
+                          <a:schemeClr val="accent1"/>
+                        </a:lnRef>
+                        <a:fillRef idx="0">
+                          <a:schemeClr val="accent1"/>
+                        </a:fillRef>
+                        <a:effectRef idx="0">
+                          <a:schemeClr val="accent1"/>
+                        </a:effectRef>
+                        <a:fontRef idx="minor">
+                          <a:schemeClr val="tx1"/>
+                        </a:fontRef>
+                      </wps:style>
+                      <wps:bodyPr rot="0" spcFirstLastPara="0" vertOverflow="overflow" horzOverflow="overflow" vert="horz" wrap="square" lIns="91440" tIns="45720" rIns="91440" bIns="45720" numCol="1" spcCol="0" rtlCol="0" fromWordArt="0" anchor="ctr" anchorCtr="0" forceAA="0" compatLnSpc="1">
+                        <a:prstTxWarp prst="textNoShape">
+                          <a:avLst/>
+                        </a:prstTxWarp>
+                        <a:noAutofit/>
+                      </wps:bodyPr>
+                    </wps:wsp>
+                  </a:graphicData>
+                </a:graphic>
+                <wp14:sizeRelH relativeFrom="margin">
+                  <wp14:pctWidth>0</wp14:pctWidth>
+                </wp14:sizeRelH>
+                <wp14:sizeRelV relativeFrom="margin">
+                  <wp14:pctHeight>0</wp14:pctHeight>
+                </wp14:sizeRelV>
+              </wp:anchor>
+            </w:drawing>
+          </mc:Choice>
+          <mc:Fallback>
+            <w:pict>
+              <v:shape w14:anchorId="295D160D" id="Right Brace 2" o:spid="_x0000_s1026" type="#_x0000_t88" style="position:absolute;margin-left:263.75pt;margin-top:13.95pt;width:6.25pt;height:37.95pt;rotation:5446624fd;flip:y;z-index:251681792;visibility:visible;mso-wrap-style:square;mso-width-percent:0;mso-height-percent:0;mso-wrap-distance-left:9pt;mso-wrap-distance-top:0;mso-wrap-distance-right:9pt;mso-wrap-distance-bottom:0;mso-position-horizontal:absolute;mso-position-horizontal-relative:text;mso-position-vertical:absolute;mso-position-vertical-relative:text;mso-width-percent:0;mso-height-percent:0;mso-width-relative:margin;mso-height-relative:margin;v-text-anchor:middle" o:gfxdata="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" adj="1130" strokecolor="black [3213]"/>
+            </w:pict>
+          </mc:Fallback>
+        </mc:AlternateContent>
+      </w:r>
+    </w:p>
+    <w:p>
+      <w:pPr>
+        <w:spacing w:line="240" w:lineRule="auto"/>
+        <w:rPr>
+          <w:rFonts w:ascii="Times New Roman" w:hAnsi="Times New Roman" w:cs="Times New Roman"/>
+          <w:sz w:val="24"/>
+          <w:szCs w:val="24"/>
+        </w:rPr>
+      </w:pPr>
+      <w:r>
+        <w:rPr>
+          <w:noProof/>
+        </w:rPr>
+        <mc:AlternateContent>
+          <mc:Choice Requires="wps">
+            <w:drawing>
+              <wp:anchor distT="0" distB="0" distL="114300" distR="114300" simplePos="0" relativeHeight="251700224" behindDoc="0" locked="0" layoutInCell="1" allowOverlap="1" wp14:anchorId="66B69548" wp14:editId="1606DE05">
+                <wp:simplePos x="0" y="0"/>
+                <wp:positionH relativeFrom="column">
+                  <wp:posOffset>4842510</wp:posOffset>
+                </wp:positionH>
+                <wp:positionV relativeFrom="paragraph">
+                  <wp:posOffset>294640</wp:posOffset>
+                </wp:positionV>
+                <wp:extent cx="426427" cy="0"/>
+                <wp:effectExtent l="0" t="76200" r="31115" b="95250"/>
+                <wp:wrapNone/>
+                <wp:docPr id="912234816" name="Straight Connector 7"/>
+                <wp:cNvGraphicFramePr/>
+                <a:graphic xmlns:a="http://schemas.openxmlformats.org/drawingml/2006/main">
+                  <a:graphicData uri="http://schemas.microsoft.com/office/word/2010/wordprocessingShape">
+                    <wps:wsp>
+                      <wps:cNvCnPr/>
+                      <wps:spPr>
+                        <a:xfrm flipV="1">
+                          <a:off x="0" y="0"/>
+                          <a:ext cx="426427" cy="0"/>
+                        </a:xfrm>
+                        <a:prstGeom prst="line">
+                          <a:avLst/>
+                        </a:prstGeom>
+                        <a:ln w="12700">
+                          <a:solidFill>
+                            <a:schemeClr val="tx1"/>
+                          </a:solidFill>
+                          <a:prstDash val="sysDash"/>
+                          <a:tailEnd type="arrow" w="sm" len="sm"/>
+                        </a:ln>
+                      </wps:spPr>
+                      <wps:style>
+                        <a:lnRef idx="1">
+                          <a:schemeClr val="accent1"/>
+                        </a:lnRef>
+                        <a:fillRef idx="0">
+                          <a:schemeClr val="accent1"/>
+                        </a:fillRef>
+                        <a:effectRef idx="0">
+                          <a:schemeClr val="accent1"/>
+                        </a:effectRef>
+                        <a:fontRef idx="minor">
+                          <a:schemeClr val="tx1"/>
+                        </a:fontRef>
+                      </wps:style>
+                      <wps:bodyPr/>
+                    </wps:wsp>
+                  </a:graphicData>
+                </a:graphic>
+                <wp14:sizeRelH relativeFrom="margin">
+                  <wp14:pctWidth>0</wp14:pctWidth>
+                </wp14:sizeRelH>
+                <wp14:sizeRelV relativeFrom="margin">
+                  <wp14:pctHeight>0</wp14:pctHeight>
+                </wp14:sizeRelV>
+              </wp:anchor>
+            </w:drawing>
+          </mc:Choice>
+          <mc:Fallback>
+            <w:pict>
+              <v:line w14:anchorId="092EDBA9" id="Straight Connector 7" o:spid="_x0000_s1026" style="position:absolute;flip:y;z-index:251700224;visibility:visible;mso-wrap-style:square;mso-width-percent:0;mso-height-percent:0;mso-wrap-distance-left:9pt;mso-wrap-distance-top:0;mso-wrap-distance-right:9pt;mso-wrap-distance-bottom:0;mso-position-horizontal:absolute;mso-position-horizontal-relative:text;mso-position-vertical:absolute;mso-position-vertical-relative:text;mso-width-percent:0;mso-height-percent:0;mso-width-relative:margin;mso-height-relative:margin" from="381.3pt,23.2pt" to="414.9pt,23.2pt" o:gfxdata="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" strokecolor="black [3213]" strokeweight="1pt">
+                <v:stroke dashstyle="3 1" endarrow="open" endarrowwidth="narrow" endarrowlength="short"/>
+              </v:line>
+            </w:pict>
+          </mc:Fallback>
+        </mc:AlternateContent>
+      </w:r>
+      <w:r>
+        <w:rPr>
+          <w:noProof/>
+        </w:rPr>
+        <mc:AlternateContent>
+          <mc:Choice Requires="wps">
+            <w:drawing>
+              <wp:anchor distT="0" distB="0" distL="114300" distR="114300" simplePos="0" relativeHeight="251653120" behindDoc="0" locked="0" layoutInCell="1" allowOverlap="1" wp14:anchorId="0FC9A3B0" wp14:editId="63D07A9C">
+                <wp:simplePos x="0" y="0"/>
+                <wp:positionH relativeFrom="column">
+                  <wp:posOffset>4432300</wp:posOffset>
+                </wp:positionH>
+                <wp:positionV relativeFrom="paragraph">
+                  <wp:posOffset>299720</wp:posOffset>
+                </wp:positionV>
+                <wp:extent cx="1009015" cy="321945"/>
+                <wp:effectExtent l="0" t="0" r="0" b="1905"/>
+                <wp:wrapNone/>
+                <wp:docPr id="1186954696" name="Text Box 1"/>
+                <wp:cNvGraphicFramePr/>
+                <a:graphic xmlns:a="http://schemas.openxmlformats.org/drawingml/2006/main">
+                  <a:graphicData uri="http://schemas.microsoft.com/office/word/2010/wordprocessingShape">
+                    <wps:wsp>
+                      <wps:cNvSpPr txBox="1"/>
+                      <wps:spPr>
+                        <a:xfrm>
+                          <a:off x="0" y="0"/>
+                          <a:ext cx="1009015" cy="321945"/>
+                        </a:xfrm>
+                        <a:prstGeom prst="rect">
+                          <a:avLst/>
+                        </a:prstGeom>
+                        <a:noFill/>
+                        <a:ln w="6350">
+                          <a:noFill/>
+                        </a:ln>
+                      </wps:spPr>
+                      <wps:txbx>
+                        <w:txbxContent>
+                          <w:p>
+                            <w:pPr>
+                              <w:rPr>
+                                <w:sz w:val="20"/>
+                                <w:szCs w:val="20"/>
+                              </w:rPr>
+                            </w:pPr>
+                            <w:r>
+                              <w:rPr>
+                                <w:sz w:val="20"/>
+                                <w:szCs w:val="20"/>
+                              </w:rPr>
+                              <w:t>to breadboard</w:t>
+                            </w:r>
+                          </w:p>
+                        </w:txbxContent>
+                      </wps:txbx>
+                      <wps:bodyPr rot="0" spcFirstLastPara="0" vertOverflow="overflow" horzOverflow="overflow" vert="horz" wrap="square" lIns="91440" tIns="45720" rIns="91440" bIns="45720" numCol="1" spcCol="0" rtlCol="0" fromWordArt="0" anchor="t" anchorCtr="0" forceAA="0" compatLnSpc="1">
+                        <a:prstTxWarp prst="textNoShape">
+                          <a:avLst/>
+                        </a:prstTxWarp>
+                        <a:noAutofit/>
+                      </wps:bodyPr>
+                    </wps:wsp>
+                  </a:graphicData>
+                </a:graphic>
+                <wp14:sizeRelH relativeFrom="margin">
+                  <wp14:pctWidth>0</wp14:pctWidth>
+                </wp14:sizeRelH>
+              </wp:anchor>
+            </w:drawing>
+          </mc:Choice>
+          <mc:Fallback>
+            <w:pict>
+              <v:shape w14:anchorId="0FC9A3B0" id="_x0000_s1033" type="#_x0000_t202" style="position:absolute;margin-left:349pt;margin-top:23.6pt;width:79.45pt;height:25.35pt;z-index:251653120;visibility:visible;mso-wrap-style:square;mso-width-percent:0;mso-wrap-distance-left:9pt;mso-wrap-distance-top:0;mso-wrap-distance-right:9pt;mso-wrap-distance-bottom:0;mso-position-horizontal:absolute;mso-position-horizontal-relative:text;mso-position-vertical:absolute;mso-position-vertical-relative:text;mso-width-percent:0;mso-width-relative:margin;v-text-anchor:top" o:gfxdata="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" filled="f" stroked="f" strokeweight=".5pt">
+                <v:textbox>
+                  <w:txbxContent>
+                    <w:p>
+                      <w:pPr>
+                        <w:rPr>
+                          <w:sz w:val="20"/>
+                          <w:szCs w:val="20"/>
+                        </w:rPr>
+                      </w:pPr>
+                      <w:r>
+                        <w:rPr>
+                          <w:sz w:val="20"/>
+                          <w:szCs w:val="20"/>
+                        </w:rPr>
+                        <w:t>to breadboard</w:t>
+                      </w:r>
+                    </w:p>
+                  </w:txbxContent>
+                </v:textbox>
+              </v:shape>
+            </w:pict>
+          </mc:Fallback>
+        </mc:AlternateContent>
+      </w:r>
+      <w:r>
+        <w:rPr>
+          <w:noProof/>
+        </w:rPr>
+        <mc:AlternateContent>
+          <mc:Choice Requires="wps">
+            <w:drawing>
+              <wp:anchor distT="0" distB="0" distL="114300" distR="114300" simplePos="0" relativeHeight="251668480" behindDoc="0" locked="0" layoutInCell="1" allowOverlap="1" wp14:anchorId="347398BE" wp14:editId="3A9186DA">
+                <wp:simplePos x="0" y="0"/>
+                <wp:positionH relativeFrom="column">
+                  <wp:posOffset>2442021</wp:posOffset>
+                </wp:positionH>
+                <wp:positionV relativeFrom="paragraph">
+                  <wp:posOffset>99343</wp:posOffset>
+                </wp:positionV>
+                <wp:extent cx="64511" cy="288041"/>
+                <wp:effectExtent l="21590" t="16510" r="0" b="33655"/>
+                <wp:wrapNone/>
+                <wp:docPr id="2067780307" name="Right Brace 2"/>
+                <wp:cNvGraphicFramePr/>
+                <a:graphic xmlns:a="http://schemas.openxmlformats.org/drawingml/2006/main">
+                  <a:graphicData uri="http://schemas.microsoft.com/office/word/2010/wordprocessingShape">
+                    <wps:wsp>
+                      <wps:cNvSpPr/>
+                      <wps:spPr>
+                        <a:xfrm rot="15947288" flipV="1">
+                          <a:off x="0" y="0"/>
+                          <a:ext cx="64511" cy="288041"/>
+                        </a:xfrm>
+                        <a:prstGeom prst="rightBrace">
+                          <a:avLst>
+                            <a:gd name="adj1" fmla="val 31735"/>
+                            <a:gd name="adj2" fmla="val 50000"/>
+                          </a:avLst>
+                        </a:prstGeom>
+                        <a:ln>
+                          <a:solidFill>
+                            <a:schemeClr val="tx1"/>
+                          </a:solidFill>
+                        </a:ln>
+                      </wps:spPr>
+                      <wps:style>
+                        <a:lnRef idx="1">
+                          <a:schemeClr val="accent1"/>
+                        </a:lnRef>
+                        <a:fillRef idx="0">
+                          <a:schemeClr val="accent1"/>
+                        </a:fillRef>
+                        <a:effectRef idx="0">
+                          <a:schemeClr val="accent1"/>
+                        </a:effectRef>
+                        <a:fontRef idx="minor">
+                          <a:schemeClr val="tx1"/>
+                        </a:fontRef>
+                      </wps:style>
+                      <wps:bodyPr rot="0" spcFirstLastPara="0" vertOverflow="overflow" horzOverflow="overflow" vert="horz" wrap="square" lIns="91440" tIns="45720" rIns="91440" bIns="45720" numCol="1" spcCol="0" rtlCol="0" fromWordArt="0" anchor="ctr" anchorCtr="0" forceAA="0" compatLnSpc="1">
+                        <a:prstTxWarp prst="textNoShape">
+                          <a:avLst/>
+                        </a:prstTxWarp>
+                        <a:noAutofit/>
+                      </wps:bodyPr>
+                    </wps:wsp>
+                  </a:graphicData>
+                </a:graphic>
+                <wp14:sizeRelH relativeFrom="margin">
+                  <wp14:pctWidth>0</wp14:pctWidth>
+                </wp14:sizeRelH>
+                <wp14:sizeRelV relativeFrom="margin">
+                  <wp14:pctHeight>0</wp14:pctHeight>
+                </wp14:sizeRelV>
+              </wp:anchor>
+            </w:drawing>
+          </mc:Choice>
+          <mc:Fallback>
+            <w:pict>
+              <v:shape w14:anchorId="785FC4E3" id="Right Brace 2" o:spid="_x0000_s1026" type="#_x0000_t88" style="position:absolute;margin-left:192.3pt;margin-top:7.8pt;width:5.1pt;height:22.7pt;rotation:6174269fd;flip:y;z-index:251668480;visibility:visible;mso-wrap-style:square;mso-width-percent:0;mso-height-percent:0;mso-wrap-distance-left:9pt;mso-wrap-distance-top:0;mso-wrap-distance-right:9pt;mso-wrap-distance-bottom:0;mso-position-horizontal:absolute;mso-position-horizontal-relative:text;mso-position-vertical:absolute;mso-position-vertical-relative:text;mso-width-percent:0;mso-height-percent:0;mso-width-relative:margin;mso-height-relative:margin;v-text-anchor:middle" o:gfxdata="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" adj="1535" strokecolor="black [3213]"/>
+            </w:pict>
+          </mc:Fallback>
+        </mc:AlternateContent>
+      </w:r>
+      <w:r>
+        <w:rPr>
+          <w:noProof/>
+        </w:rPr>
+        <mc:AlternateContent>
+          <mc:Choice Requires="wpg">
+            <w:drawing>
+              <wp:anchor distT="0" distB="0" distL="114300" distR="114300" simplePos="0" relativeHeight="251649024" behindDoc="0" locked="0" layoutInCell="1" allowOverlap="1" wp14:anchorId="3EE7DE25" wp14:editId="6AE144EC">
+                <wp:simplePos x="0" y="0"/>
+                <wp:positionH relativeFrom="column">
+                  <wp:posOffset>3688714</wp:posOffset>
+                </wp:positionH>
+                <wp:positionV relativeFrom="paragraph">
+                  <wp:posOffset>198755</wp:posOffset>
+                </wp:positionV>
+                <wp:extent cx="1115060" cy="132715"/>
+                <wp:effectExtent l="19050" t="57150" r="8890" b="38735"/>
+                <wp:wrapNone/>
+                <wp:docPr id="1298501648" name="Group 9"/>
+                <wp:cNvGraphicFramePr/>
+                <a:graphic xmlns:a="http://schemas.openxmlformats.org/drawingml/2006/main">
+                  <a:graphicData uri="http://schemas.microsoft.com/office/word/2010/wordprocessingGroup">
+                    <wpg:wgp>
+                      <wpg:cNvGrpSpPr/>
+                      <wpg:grpSpPr>
+                        <a:xfrm rot="275092">
+                          <a:off x="0" y="0"/>
+                          <a:ext cx="1115060" cy="132715"/>
+                          <a:chOff x="0" y="0"/>
+                          <a:chExt cx="1551273" cy="208968"/>
+                        </a:xfrm>
+                      </wpg:grpSpPr>
+                      <wps:wsp>
+                        <wps:cNvPr id="1802217221" name="Straight Connector 4"/>
+                        <wps:cNvCnPr/>
+                        <wps:spPr>
+                          <a:xfrm flipV="1">
+                            <a:off x="26428" y="3193"/>
+                            <a:ext cx="1486442" cy="0"/>
+                          </a:xfrm>
+                          <a:prstGeom prst="line">
+                            <a:avLst/>
+                          </a:prstGeom>
+                          <a:ln w="28575">
+                            <a:solidFill>
+                              <a:schemeClr val="accent6"/>
+                            </a:solidFill>
+                          </a:ln>
+                        </wps:spPr>
+                        <wps:style>
+                          <a:lnRef idx="1">
+                            <a:schemeClr val="accent1"/>
+                          </a:lnRef>
+                          <a:fillRef idx="0">
+                            <a:schemeClr val="accent1"/>
+                          </a:fillRef>
+                          <a:effectRef idx="0">
+                            <a:schemeClr val="accent1"/>
+                          </a:effectRef>
+                          <a:fontRef idx="minor">
+                            <a:schemeClr val="tx1"/>
+                          </a:fontRef>
+                        </wps:style>
+                        <wps:bodyPr/>
+                      </wps:wsp>
+                      <wps:wsp>
+                        <wps:cNvPr id="1669729807" name="Straight Connector 5"/>
+                        <wps:cNvCnPr/>
+                        <wps:spPr>
+                          <a:xfrm flipV="1">
+                            <a:off x="0" y="5286"/>
+                            <a:ext cx="26002" cy="203682"/>
+                          </a:xfrm>
+                          <a:prstGeom prst="line">
+                            <a:avLst/>
+                          </a:prstGeom>
+                          <a:ln w="12700">
+                            <a:solidFill>
+                              <a:schemeClr val="bg1">
+                                <a:lumMod val="75000"/>
+                              </a:schemeClr>
+                            </a:solidFill>
+                          </a:ln>
+                        </wps:spPr>
+                        <wps:style>
+                          <a:lnRef idx="1">
+                            <a:schemeClr val="accent1"/>
+                          </a:lnRef>
+                          <a:fillRef idx="0">
+                            <a:schemeClr val="accent1"/>
+                          </a:fillRef>
+                          <a:effectRef idx="0">
+                            <a:schemeClr val="accent1"/>
+                          </a:effectRef>
+                          <a:fontRef idx="minor">
+                            <a:schemeClr val="tx1"/>
+                          </a:fontRef>
+                        </wps:style>
+                        <wps:bodyPr/>
+                      </wps:wsp>
+                      <wps:wsp>
+                        <wps:cNvPr id="171866843" name="Straight Connector 5"/>
+                        <wps:cNvCnPr/>
+                        <wps:spPr>
+                          <a:xfrm flipH="1" flipV="1">
+                            <a:off x="1511668" y="0"/>
+                            <a:ext cx="39605" cy="195014"/>
+                          </a:xfrm>
+                          <a:prstGeom prst="line">
+                            <a:avLst/>
+                          </a:prstGeom>
+                          <a:ln w="12700">
+                            <a:solidFill>
+                              <a:schemeClr val="bg1">
+                                <a:lumMod val="75000"/>
+                              </a:schemeClr>
+                            </a:solidFill>
+                          </a:ln>
+                        </wps:spPr>
+                        <wps:style>
+                          <a:lnRef idx="1">
+                            <a:schemeClr val="accent1"/>
+                          </a:lnRef>
+                          <a:fillRef idx="0">
+                            <a:schemeClr val="accent1"/>
+                          </a:fillRef>
+                          <a:effectRef idx="0">
+                            <a:schemeClr val="accent1"/>
+                          </a:effectRef>
+                          <a:fontRef idx="minor">
+                            <a:schemeClr val="tx1"/>
+                          </a:fontRef>
+                        </wps:style>
+                        <wps:bodyPr/>
+                      </wps:wsp>
+                    </wpg:wgp>
+                  </a:graphicData>
+                </a:graphic>
+                <wp14:sizeRelH relativeFrom="margin">
+                  <wp14:pctWidth>0</wp14:pctWidth>
+                </wp14:sizeRelH>
+                <wp14:sizeRelV relativeFrom="margin">
+                  <wp14:pctHeight>0</wp14:pctHeight>
+                </wp14:sizeRelV>
+              </wp:anchor>
+            </w:drawing>
+          </mc:Choice>
+          <mc:Fallback>
+            <w:pict>
+              <v:group w14:anchorId="626E8E38" id="Group 9" o:spid="_x0000_s1026" style="position:absolute;margin-left:290.45pt;margin-top:15.65pt;width:87.8pt;height:10.45pt;rotation:300474fd;z-index:251649024;mso-width-relative:margin;mso-height-relative:margin" coordsize="15512,2089" o:gfxdata="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">
+                <v:line id="Straight Connector 4" o:spid="_x0000_s1027" style="position:absolute;flip:y;visibility:visible;mso-wrap-style:square" from="264,31" to="15128,31" o:connectortype="straight" o:gfxdata="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" strokecolor="#f79646 [3209]" strokeweight="2.25pt"/>
+                <v:line id="Straight Connector 5" o:spid="_x0000_s1028" style="position:absolute;flip:y;visibility:visible;mso-wrap-style:square" from="0,52" to="260,2089" o:connectortype="straight" o:gfxdata="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" strokecolor="#bfbfbf [2412]" strokeweight="1pt"/>
+                <v:line id="Straight Connector 5" o:spid="_x0000_s1029" style="position:absolute;flip:x y;visibility:visible;mso-wrap-style:square" from="15116,0" to="15512,1950" o:connectortype="straight" o:gfxdata="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" strokecolor="#bfbfbf [2412]" strokeweight="1pt"/>
+              </v:group>
+            </w:pict>
+          </mc:Fallback>
+        </mc:AlternateContent>
+      </w:r>
+      <w:r>
+        <w:rPr>
           <w:rFonts w:ascii="Times New Roman" w:hAnsi="Times New Roman" w:cs="Times New Roman"/>
           <w:noProof/>
           <w:sz w:val="24"/>
@@ -31,13 +1687,13 @@
         <mc:AlternateContent>
           <mc:Choice Requires="wpg">
             <w:drawing>
-              <wp:anchor distT="0" distB="0" distL="114300" distR="114300" simplePos="0" relativeHeight="251662336" behindDoc="0" locked="0" layoutInCell="1" allowOverlap="1" wp14:anchorId="24A1BF8C" wp14:editId="6F01CF4E">
+              <wp:anchor distT="0" distB="0" distL="114300" distR="114300" simplePos="0" relativeHeight="251659264" behindDoc="0" locked="0" layoutInCell="1" allowOverlap="1" wp14:anchorId="24A1BF8C" wp14:editId="3081F8B8">
                 <wp:simplePos x="0" y="0"/>
                 <wp:positionH relativeFrom="column">
-                  <wp:posOffset>1713132</wp:posOffset>
+                  <wp:posOffset>1700689</wp:posOffset>
                 </wp:positionH>
                 <wp:positionV relativeFrom="paragraph">
-                  <wp:posOffset>227290</wp:posOffset>
+                  <wp:posOffset>293370</wp:posOffset>
                 </wp:positionV>
                 <wp:extent cx="83296" cy="395660"/>
                 <wp:effectExtent l="38100" t="19050" r="50165" b="23495"/>
@@ -252,7 +1908,7 @@
           </mc:Choice>
           <mc:Fallback>
             <w:pict>
-              <v:group w14:anchorId="7D777770" id="Group 2" o:spid="_x0000_s1026" style="position:absolute;margin-left:134.9pt;margin-top:17.9pt;width:6.55pt;height:31.15pt;z-index:251662336;mso-width-relative:margin;mso-height-relative:margin" coordorigin=",-170" coordsize="1044,5785" o:gfxdata="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">
+              <v:group w14:anchorId="5F534AF3" id="Group 2" o:spid="_x0000_s1026" style="position:absolute;margin-left:133.9pt;margin-top:23.1pt;width:6.55pt;height:31.15pt;z-index:251659264;mso-width-relative:margin;mso-height-relative:margin" coordorigin=",-170" coordsize="1044,5785" o:gfxdata="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">
                 <v:shape id="Freeform: Shape 1" o:spid="_x0000_s1027" style="position:absolute;left:20;width:951;height:5444;visibility:visible;mso-wrap-style:square;v-text-anchor:middle" coordsize="95140,544412" o:gfxdata="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" path="m95140,l,243136,95140,359418,31714,544412e" filled="f" strokecolor="black [3213]" strokeweight="7.5pt">
                   <v:path arrowok="t" o:connecttype="custom" o:connectlocs="95140,0;0,243136;95140,359418;31714,544412" o:connectangles="0,0,0,0"/>
                 </v:shape>
@@ -264,308 +1920,21 @@
           </mc:Fallback>
         </mc:AlternateContent>
       </w:r>
-    </w:p>
-    <w:p>
-      <w:pPr>
-        <w:spacing w:line="240" w:lineRule="auto"/>
-        <w:rPr>
-          <w:rFonts w:ascii="Times New Roman" w:hAnsi="Times New Roman" w:cs="Times New Roman"/>
-          <w:sz w:val="24"/>
-          <w:szCs w:val="24"/>
-        </w:rPr>
-      </w:pPr>
-      <w:r>
-        <w:rPr>
-          <w:noProof/>
-        </w:rPr>
-        <mc:AlternateContent>
-          <mc:Choice Requires="wps">
-            <w:drawing>
-              <wp:anchor distT="0" distB="0" distL="114300" distR="114300" simplePos="0" relativeHeight="251681792" behindDoc="0" locked="0" layoutInCell="1" allowOverlap="1" wp14:anchorId="5944F2FB" wp14:editId="2607C99F">
-                <wp:simplePos x="0" y="0"/>
-                <wp:positionH relativeFrom="column">
-                  <wp:posOffset>3392488</wp:posOffset>
-                </wp:positionH>
-                <wp:positionV relativeFrom="paragraph">
-                  <wp:posOffset>187802</wp:posOffset>
-                </wp:positionV>
-                <wp:extent cx="78740" cy="423386"/>
-                <wp:effectExtent l="0" t="635" r="15875" b="15875"/>
-                <wp:wrapNone/>
-                <wp:docPr id="1480629728" name="Right Brace 2"/>
-                <wp:cNvGraphicFramePr/>
-                <a:graphic xmlns:a="http://schemas.openxmlformats.org/drawingml/2006/main">
-                  <a:graphicData uri="http://schemas.microsoft.com/office/word/2010/wordprocessingShape">
-                    <wps:wsp>
-                      <wps:cNvSpPr/>
-                      <wps:spPr>
-                        <a:xfrm rot="5400000">
-                          <a:off x="0" y="0"/>
-                          <a:ext cx="78740" cy="423386"/>
-                        </a:xfrm>
-                        <a:prstGeom prst="rightBrace">
-                          <a:avLst>
-                            <a:gd name="adj1" fmla="val 31735"/>
-                            <a:gd name="adj2" fmla="val 50000"/>
-                          </a:avLst>
-                        </a:prstGeom>
-                        <a:ln>
-                          <a:solidFill>
-                            <a:schemeClr val="tx1"/>
-                          </a:solidFill>
-                        </a:ln>
-                      </wps:spPr>
-                      <wps:style>
-                        <a:lnRef idx="1">
-                          <a:schemeClr val="accent1"/>
-                        </a:lnRef>
-                        <a:fillRef idx="0">
-                          <a:schemeClr val="accent1"/>
-                        </a:fillRef>
-                        <a:effectRef idx="0">
-                          <a:schemeClr val="accent1"/>
-                        </a:effectRef>
-                        <a:fontRef idx="minor">
-                          <a:schemeClr val="tx1"/>
-                        </a:fontRef>
-                      </wps:style>
-                      <wps:bodyPr rot="0" spcFirstLastPara="0" vertOverflow="overflow" horzOverflow="overflow" vert="horz" wrap="square" lIns="91440" tIns="45720" rIns="91440" bIns="45720" numCol="1" spcCol="0" rtlCol="0" fromWordArt="0" anchor="ctr" anchorCtr="0" forceAA="0" compatLnSpc="1">
-                        <a:prstTxWarp prst="textNoShape">
-                          <a:avLst/>
-                        </a:prstTxWarp>
-                        <a:noAutofit/>
-                      </wps:bodyPr>
-                    </wps:wsp>
-                  </a:graphicData>
-                </a:graphic>
-                <wp14:sizeRelH relativeFrom="margin">
-                  <wp14:pctWidth>0</wp14:pctWidth>
-                </wp14:sizeRelH>
-                <wp14:sizeRelV relativeFrom="margin">
-                  <wp14:pctHeight>0</wp14:pctHeight>
-                </wp14:sizeRelV>
-              </wp:anchor>
-            </w:drawing>
-          </mc:Choice>
-          <mc:Fallback>
-            <w:pict>
-              <v:shapetype w14:anchorId="29954971" id="_x0000_t88" coordsize="21600,21600" o:spt="88" adj="1800,10800" path="m,qx10800@0l10800@2qy21600@11,10800@3l10800@1qy,21600e" filled="f">
-                <v:formulas>
-                  <v:f eqn="val #0"/>
-                  <v:f eqn="sum 21600 0 #0"/>
-                  <v:f eqn="sum #1 0 #0"/>
-                  <v:f eqn="sum #1 #0 0"/>
-                  <v:f eqn="prod #0 9598 32768"/>
-                  <v:f eqn="sum 21600 0 @4"/>
-                  <v:f eqn="sum 21600 0 #1"/>
-                  <v:f eqn="min #1 @6"/>
-                  <v:f eqn="prod @7 1 2"/>
-                  <v:f eqn="prod #0 2 1"/>
-                  <v:f eqn="sum 21600 0 @9"/>
-                  <v:f eqn="val #1"/>
-                </v:formulas>
-                <v:path arrowok="t" o:connecttype="custom" o:connectlocs="0,0;21600,@11;0,21600" textboxrect="0,@4,7637,@5"/>
-                <v:handles>
-                  <v:h position="center,#0" yrange="0,@8"/>
-                  <v:h position="bottomRight,#1" yrange="@9,@10"/>
-                </v:handles>
-              </v:shapetype>
-              <v:shape id="Right Brace 2" o:spid="_x0000_s1026" type="#_x0000_t88" style="position:absolute;margin-left:267.15pt;margin-top:14.8pt;width:6.2pt;height:33.35pt;rotation:90;z-index:251681792;visibility:visible;mso-wrap-style:square;mso-width-percent:0;mso-height-percent:0;mso-wrap-distance-left:9pt;mso-wrap-distance-top:0;mso-wrap-distance-right:9pt;mso-wrap-distance-bottom:0;mso-position-horizontal:absolute;mso-position-horizontal-relative:text;mso-position-vertical:absolute;mso-position-vertical-relative:text;mso-width-percent:0;mso-height-percent:0;mso-width-relative:margin;mso-height-relative:margin;v-text-anchor:middle" o:gfxdata="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" adj="1275" strokecolor="black [3213]"/>
-            </w:pict>
-          </mc:Fallback>
-        </mc:AlternateContent>
-      </w:r>
-      <w:r>
-        <w:rPr>
-          <w:noProof/>
-        </w:rPr>
-        <mc:AlternateContent>
-          <mc:Choice Requires="wps">
-            <w:drawing>
-              <wp:anchor distT="0" distB="0" distL="114300" distR="114300" simplePos="0" relativeHeight="251671552" behindDoc="0" locked="0" layoutInCell="1" allowOverlap="1" wp14:anchorId="347398BE" wp14:editId="15C953A8">
-                <wp:simplePos x="0" y="0"/>
-                <wp:positionH relativeFrom="column">
-                  <wp:posOffset>2457733</wp:posOffset>
-                </wp:positionH>
-                <wp:positionV relativeFrom="paragraph">
-                  <wp:posOffset>241016</wp:posOffset>
-                </wp:positionV>
-                <wp:extent cx="62226" cy="238125"/>
-                <wp:effectExtent l="26035" t="31115" r="0" b="21590"/>
-                <wp:wrapNone/>
-                <wp:docPr id="2067780307" name="Right Brace 2"/>
-                <wp:cNvGraphicFramePr/>
-                <a:graphic xmlns:a="http://schemas.openxmlformats.org/drawingml/2006/main">
-                  <a:graphicData uri="http://schemas.microsoft.com/office/word/2010/wordprocessingShape">
-                    <wps:wsp>
-                      <wps:cNvSpPr/>
-                      <wps:spPr>
-                        <a:xfrm rot="5652712">
-                          <a:off x="0" y="0"/>
-                          <a:ext cx="62226" cy="238125"/>
-                        </a:xfrm>
-                        <a:prstGeom prst="rightBrace">
-                          <a:avLst>
-                            <a:gd name="adj1" fmla="val 31735"/>
-                            <a:gd name="adj2" fmla="val 50000"/>
-                          </a:avLst>
-                        </a:prstGeom>
-                        <a:ln>
-                          <a:solidFill>
-                            <a:schemeClr val="tx1"/>
-                          </a:solidFill>
-                        </a:ln>
-                      </wps:spPr>
-                      <wps:style>
-                        <a:lnRef idx="1">
-                          <a:schemeClr val="accent1"/>
-                        </a:lnRef>
-                        <a:fillRef idx="0">
-                          <a:schemeClr val="accent1"/>
-                        </a:fillRef>
-                        <a:effectRef idx="0">
-                          <a:schemeClr val="accent1"/>
-                        </a:effectRef>
-                        <a:fontRef idx="minor">
-                          <a:schemeClr val="tx1"/>
-                        </a:fontRef>
-                      </wps:style>
-                      <wps:bodyPr rot="0" spcFirstLastPara="0" vertOverflow="overflow" horzOverflow="overflow" vert="horz" wrap="square" lIns="91440" tIns="45720" rIns="91440" bIns="45720" numCol="1" spcCol="0" rtlCol="0" fromWordArt="0" anchor="ctr" anchorCtr="0" forceAA="0" compatLnSpc="1">
-                        <a:prstTxWarp prst="textNoShape">
-                          <a:avLst/>
-                        </a:prstTxWarp>
-                        <a:noAutofit/>
-                      </wps:bodyPr>
-                    </wps:wsp>
-                  </a:graphicData>
-                </a:graphic>
-              </wp:anchor>
-            </w:drawing>
-          </mc:Choice>
-          <mc:Fallback>
-            <w:pict>
-              <v:shape w14:anchorId="07838303" id="Right Brace 2" o:spid="_x0000_s1026" type="#_x0000_t88" style="position:absolute;margin-left:193.5pt;margin-top:19pt;width:4.9pt;height:18.75pt;rotation:6174269fd;z-index:251671552;visibility:visible;mso-wrap-style:square;mso-wrap-distance-left:9pt;mso-wrap-distance-top:0;mso-wrap-distance-right:9pt;mso-wrap-distance-bottom:0;mso-position-horizontal:absolute;mso-position-horizontal-relative:text;mso-position-vertical:absolute;mso-position-vertical-relative:text;v-text-anchor:middle" o:gfxdata="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" adj="1791" strokecolor="black [3213]"/>
-            </w:pict>
-          </mc:Fallback>
-        </mc:AlternateContent>
-      </w:r>
-      <w:r>
-        <w:rPr>
-          <w:noProof/>
-        </w:rPr>
-        <mc:AlternateContent>
-          <mc:Choice Requires="wps">
-            <w:drawing>
-              <wp:anchor distT="0" distB="0" distL="114300" distR="114300" simplePos="0" relativeHeight="251656192" behindDoc="0" locked="0" layoutInCell="1" allowOverlap="1" wp14:anchorId="0FC9A3B0" wp14:editId="1DD327F6">
-                <wp:simplePos x="0" y="0"/>
-                <wp:positionH relativeFrom="column">
-                  <wp:posOffset>4297050</wp:posOffset>
-                </wp:positionH>
-                <wp:positionV relativeFrom="paragraph">
-                  <wp:posOffset>292742</wp:posOffset>
-                </wp:positionV>
-                <wp:extent cx="1009540" cy="322418"/>
-                <wp:effectExtent l="0" t="0" r="0" b="1905"/>
-                <wp:wrapNone/>
-                <wp:docPr id="1186954696" name="Text Box 1"/>
-                <wp:cNvGraphicFramePr/>
-                <a:graphic xmlns:a="http://schemas.openxmlformats.org/drawingml/2006/main">
-                  <a:graphicData uri="http://schemas.microsoft.com/office/word/2010/wordprocessingShape">
-                    <wps:wsp>
-                      <wps:cNvSpPr txBox="1"/>
-                      <wps:spPr>
-                        <a:xfrm>
-                          <a:off x="0" y="0"/>
-                          <a:ext cx="1009540" cy="322418"/>
-                        </a:xfrm>
-                        <a:prstGeom prst="rect">
-                          <a:avLst/>
-                        </a:prstGeom>
-                        <a:noFill/>
-                        <a:ln w="6350">
-                          <a:noFill/>
-                        </a:ln>
-                      </wps:spPr>
-                      <wps:txbx>
-                        <w:txbxContent>
-                          <w:p>
-                            <w:pPr>
-                              <w:rPr>
-                                <w:sz w:val="20"/>
-                                <w:szCs w:val="20"/>
-                              </w:rPr>
-                            </w:pPr>
-                            <w:r>
-                              <w:rPr>
-                                <w:sz w:val="20"/>
-                                <w:szCs w:val="20"/>
-                              </w:rPr>
-                              <w:t>to breadboard</w:t>
-                            </w:r>
-                          </w:p>
-                        </w:txbxContent>
-                      </wps:txbx>
-                      <wps:bodyPr rot="0" spcFirstLastPara="0" vertOverflow="overflow" horzOverflow="overflow" vert="horz" wrap="square" lIns="91440" tIns="45720" rIns="91440" bIns="45720" numCol="1" spcCol="0" rtlCol="0" fromWordArt="0" anchor="t" anchorCtr="0" forceAA="0" compatLnSpc="1">
-                        <a:prstTxWarp prst="textNoShape">
-                          <a:avLst/>
-                        </a:prstTxWarp>
-                        <a:noAutofit/>
-                      </wps:bodyPr>
-                    </wps:wsp>
-                  </a:graphicData>
-                </a:graphic>
-                <wp14:sizeRelH relativeFrom="margin">
-                  <wp14:pctWidth>0</wp14:pctWidth>
-                </wp14:sizeRelH>
-              </wp:anchor>
-            </w:drawing>
-          </mc:Choice>
-          <mc:Fallback>
-            <w:pict>
-              <v:shapetype w14:anchorId="0FC9A3B0" id="_x0000_t202" coordsize="21600,21600" o:spt="202" path="m,l,21600r21600,l21600,xe">
-                <v:stroke joinstyle="miter"/>
-                <v:path gradientshapeok="t" o:connecttype="rect"/>
-              </v:shapetype>
-              <v:shape id="Text Box 1" o:spid="_x0000_s1026" type="#_x0000_t202" style="position:absolute;margin-left:338.35pt;margin-top:23.05pt;width:79.5pt;height:25.4pt;z-index:251656192;visibility:visible;mso-wrap-style:square;mso-width-percent:0;mso-wrap-distance-left:9pt;mso-wrap-distance-top:0;mso-wrap-distance-right:9pt;mso-wrap-distance-bottom:0;mso-position-horizontal:absolute;mso-position-horizontal-relative:text;mso-position-vertical:absolute;mso-position-vertical-relative:text;mso-width-percent:0;mso-width-relative:margin;v-text-anchor:top" o:gfxdata="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" filled="f" stroked="f" strokeweight=".5pt">
-                <v:textbox>
-                  <w:txbxContent>
-                    <w:p>
-                      <w:pPr>
-                        <w:rPr>
-                          <w:sz w:val="20"/>
-                          <w:szCs w:val="20"/>
-                        </w:rPr>
-                      </w:pPr>
-                      <w:r>
-                        <w:rPr>
-                          <w:sz w:val="20"/>
-                          <w:szCs w:val="20"/>
-                        </w:rPr>
-                        <w:t>to breadboard</w:t>
-                      </w:r>
-                    </w:p>
-                  </w:txbxContent>
-                </v:textbox>
-              </v:shape>
-            </w:pict>
-          </mc:Fallback>
-        </mc:AlternateContent>
-      </w:r>
       <w:r>
         <w:rPr>
           <w:noProof/>
         </w:rPr>
         <w:drawing>
-          <wp:anchor distT="0" distB="0" distL="114300" distR="114300" simplePos="0" relativeHeight="251658240" behindDoc="0" locked="0" layoutInCell="1" allowOverlap="1" wp14:anchorId="021BFC8F" wp14:editId="69E41B8D">
+          <wp:anchor distT="0" distB="0" distL="114300" distR="114300" simplePos="0" relativeHeight="251655168" behindDoc="0" locked="0" layoutInCell="1" allowOverlap="1" wp14:anchorId="021BFC8F" wp14:editId="4915A8F0">
             <wp:simplePos x="0" y="0"/>
             <wp:positionH relativeFrom="column">
-              <wp:posOffset>776718</wp:posOffset>
+              <wp:posOffset>760742</wp:posOffset>
             </wp:positionH>
             <wp:positionV relativeFrom="paragraph">
-              <wp:posOffset>81504</wp:posOffset>
+              <wp:posOffset>290829</wp:posOffset>
             </wp:positionV>
             <wp:extent cx="992505" cy="265430"/>
-            <wp:effectExtent l="0" t="76200" r="0" b="58420"/>
+            <wp:effectExtent l="0" t="57150" r="17145" b="77470"/>
             <wp:wrapSquare wrapText="bothSides"/>
             <wp:docPr id="1382084839" name="Picture 1" descr="A red cable with two terminals&#10;&#10;AI-generated content may be incorrect."/>
             <wp:cNvGraphicFramePr>
@@ -581,7 +1950,7 @@
                     </pic:cNvPicPr>
                   </pic:nvPicPr>
                   <pic:blipFill rotWithShape="1">
-                    <a:blip r:embed="rId6">
+                    <a:blip r:embed="rId11">
                       <a:clrChange>
                         <a:clrFrom>
                           <a:srgbClr val="FEFEFC"/>
@@ -604,7 +1973,7 @@
                     </a:stretch>
                   </pic:blipFill>
                   <pic:spPr bwMode="auto">
-                    <a:xfrm rot="20971079" flipH="1" flipV="1">
+                    <a:xfrm rot="628921" flipH="1">
                       <a:off x="0" y="0"/>
                       <a:ext cx="992505" cy="265430"/>
                     </a:xfrm>
@@ -638,16 +2007,16 @@
           <w:noProof/>
         </w:rPr>
         <w:drawing>
-          <wp:anchor distT="0" distB="0" distL="114300" distR="114300" simplePos="0" relativeHeight="251646976" behindDoc="0" locked="0" layoutInCell="1" allowOverlap="1" wp14:anchorId="61A7D70E" wp14:editId="25527F32">
+          <wp:anchor distT="0" distB="0" distL="114300" distR="114300" simplePos="0" relativeHeight="251643904" behindDoc="0" locked="0" layoutInCell="1" allowOverlap="1" wp14:anchorId="61A7D70E" wp14:editId="1ECA46EA">
             <wp:simplePos x="0" y="0"/>
             <wp:positionH relativeFrom="column">
-              <wp:posOffset>1741805</wp:posOffset>
+              <wp:posOffset>1748790</wp:posOffset>
             </wp:positionH>
             <wp:positionV relativeFrom="paragraph">
-              <wp:posOffset>49530</wp:posOffset>
+              <wp:posOffset>301625</wp:posOffset>
             </wp:positionV>
             <wp:extent cx="963295" cy="274320"/>
-            <wp:effectExtent l="19050" t="38100" r="0" b="30480"/>
+            <wp:effectExtent l="19050" t="38100" r="0" b="49530"/>
             <wp:wrapSquare wrapText="bothSides"/>
             <wp:docPr id="138736818" name="Picture 1" descr="A red cable with two terminals&#10;&#10;AI-generated content may be incorrect."/>
             <wp:cNvGraphicFramePr>
@@ -663,7 +2032,7 @@
                     </pic:cNvPicPr>
                   </pic:nvPicPr>
                   <pic:blipFill rotWithShape="1">
-                    <a:blip r:embed="rId6">
+                    <a:blip r:embed="rId11">
                       <a:clrChange>
                         <a:clrFrom>
                           <a:srgbClr val="FEFEFC"/>
@@ -686,7 +2055,7 @@
                     </a:stretch>
                   </pic:blipFill>
                   <pic:spPr bwMode="auto">
-                    <a:xfrm rot="286841" flipV="1">
+                    <a:xfrm rot="21192522">
                       <a:off x="0" y="0"/>
                       <a:ext cx="963295" cy="274320"/>
                     </a:xfrm>
@@ -717,171 +2086,13 @@
       </w:r>
       <w:r>
         <w:rPr>
-          <w:noProof/>
-        </w:rPr>
-        <mc:AlternateContent>
-          <mc:Choice Requires="wpg">
-            <w:drawing>
-              <wp:anchor distT="0" distB="0" distL="114300" distR="114300" simplePos="0" relativeHeight="251652096" behindDoc="0" locked="0" layoutInCell="1" allowOverlap="1" wp14:anchorId="3EE7DE25" wp14:editId="68E656A9">
-                <wp:simplePos x="0" y="0"/>
-                <wp:positionH relativeFrom="column">
-                  <wp:posOffset>3689012</wp:posOffset>
-                </wp:positionH>
-                <wp:positionV relativeFrom="paragraph">
-                  <wp:posOffset>227512</wp:posOffset>
-                </wp:positionV>
-                <wp:extent cx="1115060" cy="132715"/>
-                <wp:effectExtent l="0" t="19050" r="27940" b="19685"/>
-                <wp:wrapNone/>
-                <wp:docPr id="1298501648" name="Group 9"/>
-                <wp:cNvGraphicFramePr/>
-                <a:graphic xmlns:a="http://schemas.openxmlformats.org/drawingml/2006/main">
-                  <a:graphicData uri="http://schemas.microsoft.com/office/word/2010/wordprocessingGroup">
-                    <wpg:wgp>
-                      <wpg:cNvGrpSpPr/>
-                      <wpg:grpSpPr>
-                        <a:xfrm>
-                          <a:off x="0" y="0"/>
-                          <a:ext cx="1115060" cy="132715"/>
-                          <a:chOff x="0" y="0"/>
-                          <a:chExt cx="1551273" cy="208968"/>
-                        </a:xfrm>
-                      </wpg:grpSpPr>
-                      <wps:wsp>
-                        <wps:cNvPr id="1802217221" name="Straight Connector 4"/>
-                        <wps:cNvCnPr/>
-                        <wps:spPr>
-                          <a:xfrm flipV="1">
-                            <a:off x="26428" y="3193"/>
-                            <a:ext cx="1486442" cy="0"/>
-                          </a:xfrm>
-                          <a:prstGeom prst="line">
-                            <a:avLst/>
-                          </a:prstGeom>
-                          <a:ln w="28575">
-                            <a:solidFill>
-                              <a:schemeClr val="accent6"/>
-                            </a:solidFill>
-                          </a:ln>
-                        </wps:spPr>
-                        <wps:style>
-                          <a:lnRef idx="1">
-                            <a:schemeClr val="accent1"/>
-                          </a:lnRef>
-                          <a:fillRef idx="0">
-                            <a:schemeClr val="accent1"/>
-                          </a:fillRef>
-                          <a:effectRef idx="0">
-                            <a:schemeClr val="accent1"/>
-                          </a:effectRef>
-                          <a:fontRef idx="minor">
-                            <a:schemeClr val="tx1"/>
-                          </a:fontRef>
-                        </wps:style>
-                        <wps:bodyPr/>
-                      </wps:wsp>
-                      <wps:wsp>
-                        <wps:cNvPr id="1669729807" name="Straight Connector 5"/>
-                        <wps:cNvCnPr/>
-                        <wps:spPr>
-                          <a:xfrm flipV="1">
-                            <a:off x="0" y="5286"/>
-                            <a:ext cx="26002" cy="203682"/>
-                          </a:xfrm>
-                          <a:prstGeom prst="line">
-                            <a:avLst/>
-                          </a:prstGeom>
-                          <a:ln w="12700">
-                            <a:solidFill>
-                              <a:schemeClr val="bg1">
-                                <a:lumMod val="75000"/>
-                              </a:schemeClr>
-                            </a:solidFill>
-                          </a:ln>
-                        </wps:spPr>
-                        <wps:style>
-                          <a:lnRef idx="1">
-                            <a:schemeClr val="accent1"/>
-                          </a:lnRef>
-                          <a:fillRef idx="0">
-                            <a:schemeClr val="accent1"/>
-                          </a:fillRef>
-                          <a:effectRef idx="0">
-                            <a:schemeClr val="accent1"/>
-                          </a:effectRef>
-                          <a:fontRef idx="minor">
-                            <a:schemeClr val="tx1"/>
-                          </a:fontRef>
-                        </wps:style>
-                        <wps:bodyPr/>
-                      </wps:wsp>
-                      <wps:wsp>
-                        <wps:cNvPr id="171866843" name="Straight Connector 5"/>
-                        <wps:cNvCnPr/>
-                        <wps:spPr>
-                          <a:xfrm flipH="1" flipV="1">
-                            <a:off x="1511668" y="0"/>
-                            <a:ext cx="39605" cy="195014"/>
-                          </a:xfrm>
-                          <a:prstGeom prst="line">
-                            <a:avLst/>
-                          </a:prstGeom>
-                          <a:ln w="12700">
-                            <a:solidFill>
-                              <a:schemeClr val="bg1">
-                                <a:lumMod val="75000"/>
-                              </a:schemeClr>
-                            </a:solidFill>
-                          </a:ln>
-                        </wps:spPr>
-                        <wps:style>
-                          <a:lnRef idx="1">
-                            <a:schemeClr val="accent1"/>
-                          </a:lnRef>
-                          <a:fillRef idx="0">
-                            <a:schemeClr val="accent1"/>
-                          </a:fillRef>
-                          <a:effectRef idx="0">
-                            <a:schemeClr val="accent1"/>
-                          </a:effectRef>
-                          <a:fontRef idx="minor">
-                            <a:schemeClr val="tx1"/>
-                          </a:fontRef>
-                        </wps:style>
-                        <wps:bodyPr/>
-                      </wps:wsp>
-                    </wpg:wgp>
-                  </a:graphicData>
-                </a:graphic>
-                <wp14:sizeRelH relativeFrom="margin">
-                  <wp14:pctWidth>0</wp14:pctWidth>
-                </wp14:sizeRelH>
-                <wp14:sizeRelV relativeFrom="margin">
-                  <wp14:pctHeight>0</wp14:pctHeight>
-                </wp14:sizeRelV>
-              </wp:anchor>
-            </w:drawing>
-          </mc:Choice>
-          <mc:Fallback>
-            <w:pict>
-              <v:group w14:anchorId="317C2E91" id="Group 9" o:spid="_x0000_s1026" style="position:absolute;margin-left:290.45pt;margin-top:17.9pt;width:87.8pt;height:10.45pt;z-index:251652096;mso-width-relative:margin;mso-height-relative:margin" coordsize="15512,2089" o:gfxdata="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">
-                <v:line id="Straight Connector 4" o:spid="_x0000_s1027" style="position:absolute;flip:y;visibility:visible;mso-wrap-style:square" from="264,31" to="15128,31" o:connectortype="straight" o:gfxdata="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" strokecolor="#f79646 [3209]" strokeweight="2.25pt"/>
-                <v:line id="Straight Connector 5" o:spid="_x0000_s1028" style="position:absolute;flip:y;visibility:visible;mso-wrap-style:square" from="0,52" to="260,2089" o:connectortype="straight" o:gfxdata="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" strokecolor="#bfbfbf [2412]" strokeweight="1pt"/>
-                <v:line id="Straight Connector 5" o:spid="_x0000_s1029" style="position:absolute;flip:x y;visibility:visible;mso-wrap-style:square" from="15116,0" to="15512,1950" o:connectortype="straight" o:gfxdata="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" strokecolor="#bfbfbf [2412]" strokeweight="1pt"/>
-              </v:group>
-            </w:pict>
-          </mc:Fallback>
-        </mc:AlternateContent>
-      </w:r>
-      <w:r>
-        <w:rPr>
           <w:rFonts w:ascii="Times New Roman" w:hAnsi="Times New Roman" w:cs="Times New Roman"/>
           <w:noProof/>
           <w:sz w:val="24"/>
           <w:szCs w:val="24"/>
         </w:rPr>
         <w:drawing>
-          <wp:anchor distT="0" distB="0" distL="114300" distR="114300" simplePos="0" relativeHeight="251653120" behindDoc="0" locked="0" layoutInCell="1" allowOverlap="1" wp14:anchorId="222EBC2B" wp14:editId="679785C2">
+          <wp:anchor distT="0" distB="0" distL="114300" distR="114300" simplePos="0" relativeHeight="251650048" behindDoc="0" locked="0" layoutInCell="1" allowOverlap="1" wp14:anchorId="222EBC2B" wp14:editId="4B569670">
             <wp:simplePos x="0" y="0"/>
             <wp:positionH relativeFrom="margin">
               <wp:posOffset>2669067</wp:posOffset>
@@ -890,7 +2101,7 @@
               <wp:posOffset>113011</wp:posOffset>
             </wp:positionV>
             <wp:extent cx="977265" cy="245110"/>
-            <wp:effectExtent l="19050" t="38100" r="13335" b="40640"/>
+            <wp:effectExtent l="19050" t="76200" r="13335" b="78740"/>
             <wp:wrapSquare wrapText="bothSides"/>
             <wp:docPr id="1464754531" name="Picture 8" descr="A pair of metal clips&#10;&#10;AI-generated content may be incorrect."/>
             <wp:cNvGraphicFramePr>
@@ -906,7 +2117,7 @@
                     </pic:cNvPicPr>
                   </pic:nvPicPr>
                   <pic:blipFill rotWithShape="1">
-                    <a:blip r:embed="rId7">
+                    <a:blip r:embed="rId12">
                       <a:extLst>
                         <a:ext uri="{28A0092B-C50C-407E-A947-70E740481C1C}">
                           <a14:useLocalDpi xmlns:a14="http://schemas.microsoft.com/office/drawing/2010/main" val="0"/>
@@ -919,7 +2130,7 @@
                     </a:stretch>
                   </pic:blipFill>
                   <pic:spPr bwMode="auto">
-                    <a:xfrm rot="218798">
+                    <a:xfrm rot="21110293">
                       <a:off x="0" y="0"/>
                       <a:ext cx="977265" cy="245110"/>
                     </a:xfrm>
@@ -965,530 +2176,13 @@
         <mc:AlternateContent>
           <mc:Choice Requires="wps">
             <w:drawing>
-              <wp:anchor distT="0" distB="0" distL="114300" distR="114300" simplePos="0" relativeHeight="251678720" behindDoc="0" locked="0" layoutInCell="1" allowOverlap="1" wp14:anchorId="11FE9BA6" wp14:editId="76638C01">
+              <wp:anchor distT="0" distB="0" distL="114300" distR="114300" simplePos="0" relativeHeight="251651072" behindDoc="0" locked="0" layoutInCell="1" allowOverlap="1" wp14:anchorId="389E4C40" wp14:editId="716F0746">
                 <wp:simplePos x="0" y="0"/>
                 <wp:positionH relativeFrom="column">
-                  <wp:posOffset>2310130</wp:posOffset>
+                  <wp:posOffset>413141</wp:posOffset>
                 </wp:positionH>
                 <wp:positionV relativeFrom="paragraph">
-                  <wp:posOffset>119063</wp:posOffset>
-                </wp:positionV>
-                <wp:extent cx="158750" cy="166370"/>
-                <wp:effectExtent l="38100" t="0" r="31750" b="62230"/>
-                <wp:wrapNone/>
-                <wp:docPr id="903239192" name="Straight Connector 7"/>
-                <wp:cNvGraphicFramePr/>
-                <a:graphic xmlns:a="http://schemas.openxmlformats.org/drawingml/2006/main">
-                  <a:graphicData uri="http://schemas.microsoft.com/office/word/2010/wordprocessingShape">
-                    <wps:wsp>
-                      <wps:cNvCnPr/>
-                      <wps:spPr>
-                        <a:xfrm flipH="1">
-                          <a:off x="0" y="0"/>
-                          <a:ext cx="158750" cy="166370"/>
-                        </a:xfrm>
-                        <a:prstGeom prst="line">
-                          <a:avLst/>
-                        </a:prstGeom>
-                        <a:ln>
-                          <a:solidFill>
-                            <a:schemeClr val="tx1"/>
-                          </a:solidFill>
-                          <a:tailEnd type="arrow" w="sm" len="sm"/>
-                        </a:ln>
-                      </wps:spPr>
-                      <wps:style>
-                        <a:lnRef idx="1">
-                          <a:schemeClr val="accent1"/>
-                        </a:lnRef>
-                        <a:fillRef idx="0">
-                          <a:schemeClr val="accent1"/>
-                        </a:fillRef>
-                        <a:effectRef idx="0">
-                          <a:schemeClr val="accent1"/>
-                        </a:effectRef>
-                        <a:fontRef idx="minor">
-                          <a:schemeClr val="tx1"/>
-                        </a:fontRef>
-                      </wps:style>
-                      <wps:bodyPr/>
-                    </wps:wsp>
-                  </a:graphicData>
-                </a:graphic>
-                <wp14:sizeRelH relativeFrom="margin">
-                  <wp14:pctWidth>0</wp14:pctWidth>
-                </wp14:sizeRelH>
-                <wp14:sizeRelV relativeFrom="margin">
-                  <wp14:pctHeight>0</wp14:pctHeight>
-                </wp14:sizeRelV>
-              </wp:anchor>
-            </w:drawing>
-          </mc:Choice>
-          <mc:Fallback>
-            <w:pict>
-              <v:line w14:anchorId="43EBCBCA" id="Straight Connector 7" o:spid="_x0000_s1026" style="position:absolute;flip:x;z-index:251678720;visibility:visible;mso-wrap-style:square;mso-width-percent:0;mso-height-percent:0;mso-wrap-distance-left:9pt;mso-wrap-distance-top:0;mso-wrap-distance-right:9pt;mso-wrap-distance-bottom:0;mso-position-horizontal:absolute;mso-position-horizontal-relative:text;mso-position-vertical:absolute;mso-position-vertical-relative:text;mso-width-percent:0;mso-height-percent:0;mso-width-relative:margin;mso-height-relative:margin" from="181.9pt,9.4pt" to="194.4pt,22.5pt" o:gfxdata="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" strokecolor="black [3213]">
-                <v:stroke endarrow="open" endarrowwidth="narrow" endarrowlength="short"/>
-              </v:line>
-            </w:pict>
-          </mc:Fallback>
-        </mc:AlternateContent>
-      </w:r>
-      <w:r>
-        <w:rPr>
-          <w:noProof/>
-        </w:rPr>
-        <mc:AlternateContent>
-          <mc:Choice Requires="wps">
-            <w:drawing>
-              <wp:anchor distT="0" distB="0" distL="114300" distR="114300" simplePos="0" relativeHeight="251687936" behindDoc="0" locked="0" layoutInCell="1" allowOverlap="1" wp14:anchorId="472D0AC7" wp14:editId="0DE6B33E">
-                <wp:simplePos x="0" y="0"/>
-                <wp:positionH relativeFrom="column">
-                  <wp:posOffset>3441384</wp:posOffset>
-                </wp:positionH>
-                <wp:positionV relativeFrom="paragraph">
-                  <wp:posOffset>165735</wp:posOffset>
-                </wp:positionV>
-                <wp:extent cx="214312" cy="137160"/>
-                <wp:effectExtent l="0" t="0" r="71755" b="53340"/>
-                <wp:wrapNone/>
-                <wp:docPr id="802677668" name="Straight Connector 7"/>
-                <wp:cNvGraphicFramePr/>
-                <a:graphic xmlns:a="http://schemas.openxmlformats.org/drawingml/2006/main">
-                  <a:graphicData uri="http://schemas.microsoft.com/office/word/2010/wordprocessingShape">
-                    <wps:wsp>
-                      <wps:cNvCnPr/>
-                      <wps:spPr>
-                        <a:xfrm>
-                          <a:off x="0" y="0"/>
-                          <a:ext cx="214312" cy="137160"/>
-                        </a:xfrm>
-                        <a:prstGeom prst="line">
-                          <a:avLst/>
-                        </a:prstGeom>
-                        <a:ln>
-                          <a:solidFill>
-                            <a:schemeClr val="tx1"/>
-                          </a:solidFill>
-                          <a:tailEnd type="arrow" w="sm" len="sm"/>
-                        </a:ln>
-                      </wps:spPr>
-                      <wps:style>
-                        <a:lnRef idx="1">
-                          <a:schemeClr val="accent1"/>
-                        </a:lnRef>
-                        <a:fillRef idx="0">
-                          <a:schemeClr val="accent1"/>
-                        </a:fillRef>
-                        <a:effectRef idx="0">
-                          <a:schemeClr val="accent1"/>
-                        </a:effectRef>
-                        <a:fontRef idx="minor">
-                          <a:schemeClr val="tx1"/>
-                        </a:fontRef>
-                      </wps:style>
-                      <wps:bodyPr/>
-                    </wps:wsp>
-                  </a:graphicData>
-                </a:graphic>
-                <wp14:sizeRelH relativeFrom="margin">
-                  <wp14:pctWidth>0</wp14:pctWidth>
-                </wp14:sizeRelH>
-                <wp14:sizeRelV relativeFrom="margin">
-                  <wp14:pctHeight>0</wp14:pctHeight>
-                </wp14:sizeRelV>
-              </wp:anchor>
-            </w:drawing>
-          </mc:Choice>
-          <mc:Fallback>
-            <w:pict>
-              <v:line w14:anchorId="79253702" id="Straight Connector 7" o:spid="_x0000_s1026" style="position:absolute;z-index:251687936;visibility:visible;mso-wrap-style:square;mso-width-percent:0;mso-height-percent:0;mso-wrap-distance-left:9pt;mso-wrap-distance-top:0;mso-wrap-distance-right:9pt;mso-wrap-distance-bottom:0;mso-position-horizontal:absolute;mso-position-horizontal-relative:text;mso-position-vertical:absolute;mso-position-vertical-relative:text;mso-width-percent:0;mso-height-percent:0;mso-width-relative:margin;mso-height-relative:margin" from="271pt,13.05pt" to="287.85pt,23.85pt" o:gfxdata="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" strokecolor="black [3213]">
-                <v:stroke endarrow="open" endarrowwidth="narrow" endarrowlength="short"/>
-              </v:line>
-            </w:pict>
-          </mc:Fallback>
-        </mc:AlternateContent>
-      </w:r>
-      <w:r>
-        <w:rPr>
-          <w:noProof/>
-        </w:rPr>
-        <mc:AlternateContent>
-          <mc:Choice Requires="wpg">
-            <w:drawing>
-              <wp:anchor distT="0" distB="0" distL="114300" distR="114300" simplePos="0" relativeHeight="251686912" behindDoc="0" locked="0" layoutInCell="1" allowOverlap="1" wp14:anchorId="5DA1683D" wp14:editId="0A3A5B1C">
-                <wp:simplePos x="0" y="0"/>
-                <wp:positionH relativeFrom="column">
-                  <wp:posOffset>3233102</wp:posOffset>
-                </wp:positionH>
-                <wp:positionV relativeFrom="paragraph">
-                  <wp:posOffset>226060</wp:posOffset>
-                </wp:positionV>
-                <wp:extent cx="1134745" cy="280670"/>
-                <wp:effectExtent l="0" t="0" r="0" b="5080"/>
-                <wp:wrapNone/>
-                <wp:docPr id="659419436" name="Group 10"/>
-                <wp:cNvGraphicFramePr/>
-                <a:graphic xmlns:a="http://schemas.openxmlformats.org/drawingml/2006/main">
-                  <a:graphicData uri="http://schemas.microsoft.com/office/word/2010/wordprocessingGroup">
-                    <wpg:wgp>
-                      <wpg:cNvGrpSpPr/>
-                      <wpg:grpSpPr>
-                        <a:xfrm>
-                          <a:off x="0" y="0"/>
-                          <a:ext cx="1134745" cy="280670"/>
-                          <a:chOff x="14130" y="-3537"/>
-                          <a:chExt cx="1135352" cy="281312"/>
-                        </a:xfrm>
-                      </wpg:grpSpPr>
-                      <pic:pic xmlns:pic="http://schemas.openxmlformats.org/drawingml/2006/picture">
-                        <pic:nvPicPr>
-                          <pic:cNvPr id="528322163" name="Picture 8" descr="Cartoon Alligator&quot; Images – Browse 734 Stock Photos, Vectors, and Video |  Adobe Stock"/>
-                          <pic:cNvPicPr>
-                            <a:picLocks noChangeAspect="1"/>
-                          </pic:cNvPicPr>
-                        </pic:nvPicPr>
-                        <pic:blipFill rotWithShape="1">
-                          <a:blip r:embed="rId8">
-                            <a:extLst>
-                              <a:ext uri="{28A0092B-C50C-407E-A947-70E740481C1C}">
-                                <a14:useLocalDpi xmlns:a14="http://schemas.microsoft.com/office/drawing/2010/main" val="0"/>
-                              </a:ext>
-                            </a:extLst>
-                          </a:blip>
-                          <a:srcRect t="49225"/>
-                          <a:stretch>
-                            <a:fillRect/>
-                          </a:stretch>
-                        </pic:blipFill>
-                        <pic:spPr bwMode="auto">
-                          <a:xfrm>
-                            <a:off x="163164" y="63878"/>
-                            <a:ext cx="699770" cy="205105"/>
-                          </a:xfrm>
-                          <a:prstGeom prst="rect">
-                            <a:avLst/>
-                          </a:prstGeom>
-                          <a:noFill/>
-                          <a:ln>
-                            <a:noFill/>
-                          </a:ln>
-                          <a:extLst>
-                            <a:ext uri="{53640926-AAD7-44D8-BBD7-CCE9431645EC}">
-                              <a14:shadowObscured xmlns:a14="http://schemas.microsoft.com/office/drawing/2010/main"/>
-                            </a:ext>
-                          </a:extLst>
-                        </pic:spPr>
-                      </pic:pic>
-                      <wps:wsp>
-                        <wps:cNvPr id="1472171265" name="Text Box 1"/>
-                        <wps:cNvSpPr txBox="1"/>
-                        <wps:spPr>
-                          <a:xfrm>
-                            <a:off x="14130" y="-3537"/>
-                            <a:ext cx="1135352" cy="281312"/>
-                          </a:xfrm>
-                          <a:prstGeom prst="rect">
-                            <a:avLst/>
-                          </a:prstGeom>
-                          <a:noFill/>
-                          <a:ln w="6350">
-                            <a:noFill/>
-                          </a:ln>
-                        </wps:spPr>
-                        <wps:txbx>
-                          <w:txbxContent>
-                            <w:p>
-                              <w:pPr>
-                                <w:rPr>
-                                  <w:rFonts w:asciiTheme="majorBidi" w:hAnsiTheme="majorBidi" w:cstheme="majorBidi"/>
-                                </w:rPr>
-                              </w:pPr>
-                              <w:r>
-                                <w:rPr>
-                                  <w:rFonts w:asciiTheme="majorBidi" w:hAnsiTheme="majorBidi" w:cstheme="majorBidi"/>
-                                </w:rPr>
-                                <w:t>“</w:t>
-                              </w:r>
-                              <w:r>
-                                <w:rPr>
-                                  <w:rFonts w:asciiTheme="majorBidi" w:hAnsiTheme="majorBidi" w:cstheme="majorBidi"/>
-                                </w:rPr>
-                                <w:t xml:space="preserve">                    </w:t>
-                              </w:r>
-                              <w:r>
-                                <w:rPr>
-                                  <w:rFonts w:asciiTheme="majorBidi" w:hAnsiTheme="majorBidi" w:cstheme="majorBidi"/>
-                                </w:rPr>
-                                <w:t>”</w:t>
-                              </w:r>
-                            </w:p>
-                          </w:txbxContent>
-                        </wps:txbx>
-                        <wps:bodyPr rot="0" spcFirstLastPara="0" vertOverflow="overflow" horzOverflow="overflow" vert="horz" wrap="square" lIns="91440" tIns="45720" rIns="91440" bIns="45720" numCol="1" spcCol="0" rtlCol="0" fromWordArt="0" anchor="t" anchorCtr="0" forceAA="0" compatLnSpc="1">
-                          <a:prstTxWarp prst="textNoShape">
-                            <a:avLst/>
-                          </a:prstTxWarp>
-                          <a:noAutofit/>
-                        </wps:bodyPr>
-                      </wps:wsp>
-                    </wpg:wgp>
-                  </a:graphicData>
-                </a:graphic>
-                <wp14:sizeRelV relativeFrom="margin">
-                  <wp14:pctHeight>0</wp14:pctHeight>
-                </wp14:sizeRelV>
-              </wp:anchor>
-            </w:drawing>
-          </mc:Choice>
-          <mc:Fallback>
-            <w:pict>
-              <v:group w14:anchorId="5DA1683D" id="Group 10" o:spid="_x0000_s1027" style="position:absolute;margin-left:254.55pt;margin-top:17.8pt;width:89.35pt;height:22.1pt;z-index:251686912;mso-height-relative:margin" coordorigin="141,-35" coordsize="11353,2813" o:gfxdata="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">
-                <v:shapetype id="_x0000_t75" coordsize="21600,21600" o:spt="75" o:preferrelative="t" path="m@4@5l@4@11@9@11@9@5xe" filled="f" stroked="f">
-                  <v:stroke joinstyle="miter"/>
-                  <v:formulas>
-                    <v:f eqn="if lineDrawn pixelLineWidth 0"/>
-                    <v:f eqn="sum @0 1 0"/>
-                    <v:f eqn="sum 0 0 @1"/>
-                    <v:f eqn="prod @2 1 2"/>
-                    <v:f eqn="prod @3 21600 pixelWidth"/>
-                    <v:f eqn="prod @3 21600 pixelHeight"/>
-                    <v:f eqn="sum @0 0 1"/>
-                    <v:f eqn="prod @6 1 2"/>
-                    <v:f eqn="prod @7 21600 pixelWidth"/>
-                    <v:f eqn="sum @8 21600 0"/>
-                    <v:f eqn="prod @7 21600 pixelHeight"/>
-                    <v:f eqn="sum @10 21600 0"/>
-                  </v:formulas>
-                  <v:path o:extrusionok="f" gradientshapeok="t" o:connecttype="rect"/>
-                  <o:lock v:ext="edit" aspectratio="t"/>
-                </v:shapetype>
-                <v:shape id="Picture 8" o:spid="_x0000_s1028" type="#_x0000_t75" alt="Cartoon Alligator&quot; Images – Browse 734 Stock Photos, Vectors, and Video |  Adobe Stock" style="position:absolute;left:1631;top:638;width:6998;height:2051;visibility:visible;mso-wrap-style:square" o:gfxdata="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">
-                  <v:imagedata r:id="rId9" o:title="Cartoon Alligator&quot; Images – Browse 734 Stock Photos, Vectors, and Video |  Adobe Stock" croptop="32260f"/>
-                </v:shape>
-                <v:shape id="_x0000_s1029" type="#_x0000_t202" style="position:absolute;left:141;top:-35;width:11353;height:2812;visibility:visible;mso-wrap-style:square;v-text-anchor:top" o:gfxdata="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" filled="f" stroked="f" strokeweight=".5pt">
-                  <v:textbox>
-                    <w:txbxContent>
-                      <w:p>
-                        <w:pPr>
-                          <w:rPr>
-                            <w:rFonts w:asciiTheme="majorBidi" w:hAnsiTheme="majorBidi" w:cstheme="majorBidi"/>
-                          </w:rPr>
-                        </w:pPr>
-                        <w:r>
-                          <w:rPr>
-                            <w:rFonts w:asciiTheme="majorBidi" w:hAnsiTheme="majorBidi" w:cstheme="majorBidi"/>
-                          </w:rPr>
-                          <w:t>“</w:t>
-                        </w:r>
-                        <w:r>
-                          <w:rPr>
-                            <w:rFonts w:asciiTheme="majorBidi" w:hAnsiTheme="majorBidi" w:cstheme="majorBidi"/>
-                          </w:rPr>
-                          <w:t xml:space="preserve">                    </w:t>
-                        </w:r>
-                        <w:r>
-                          <w:rPr>
-                            <w:rFonts w:asciiTheme="majorBidi" w:hAnsiTheme="majorBidi" w:cstheme="majorBidi"/>
-                          </w:rPr>
-                          <w:t>”</w:t>
-                        </w:r>
-                      </w:p>
-                    </w:txbxContent>
-                  </v:textbox>
-                </v:shape>
-              </v:group>
-            </w:pict>
-          </mc:Fallback>
-        </mc:AlternateContent>
-      </w:r>
-      <w:r>
-        <w:rPr>
-          <w:noProof/>
-        </w:rPr>
-        <mc:AlternateContent>
-          <mc:Choice Requires="wpg">
-            <w:drawing>
-              <wp:anchor distT="0" distB="0" distL="114300" distR="114300" simplePos="0" relativeHeight="251676672" behindDoc="0" locked="0" layoutInCell="1" allowOverlap="1" wp14:anchorId="55BE72A9" wp14:editId="1588BD13">
-                <wp:simplePos x="0" y="0"/>
-                <wp:positionH relativeFrom="column">
-                  <wp:posOffset>1920240</wp:posOffset>
-                </wp:positionH>
-                <wp:positionV relativeFrom="paragraph">
-                  <wp:posOffset>215900</wp:posOffset>
-                </wp:positionV>
-                <wp:extent cx="681355" cy="267335"/>
-                <wp:effectExtent l="0" t="57150" r="0" b="56515"/>
-                <wp:wrapNone/>
-                <wp:docPr id="620420449" name="Group 9"/>
-                <wp:cNvGraphicFramePr/>
-                <a:graphic xmlns:a="http://schemas.openxmlformats.org/drawingml/2006/main">
-                  <a:graphicData uri="http://schemas.microsoft.com/office/word/2010/wordprocessingGroup">
-                    <wpg:wgp>
-                      <wpg:cNvGrpSpPr/>
-                      <wpg:grpSpPr>
-                        <a:xfrm>
-                          <a:off x="0" y="0"/>
-                          <a:ext cx="681355" cy="267335"/>
-                          <a:chOff x="0" y="0"/>
-                          <a:chExt cx="681836" cy="267970"/>
-                        </a:xfrm>
-                      </wpg:grpSpPr>
-                      <pic:pic xmlns:pic="http://schemas.openxmlformats.org/drawingml/2006/picture">
-                        <pic:nvPicPr>
-                          <pic:cNvPr id="2135823181" name="Picture 1" descr="32,500+ Banana Cartoons Stock Photos, Pictures &amp; Royalty-Free Images -  iStock"/>
-                          <pic:cNvPicPr>
-                            <a:picLocks noChangeAspect="1"/>
-                          </pic:cNvPicPr>
-                        </pic:nvPicPr>
-                        <pic:blipFill rotWithShape="1">
-                          <a:blip r:embed="rId10">
-                            <a:extLst>
-                              <a:ext uri="{28A0092B-C50C-407E-A947-70E740481C1C}">
-                                <a14:useLocalDpi xmlns:a14="http://schemas.microsoft.com/office/drawing/2010/main" val="0"/>
-                              </a:ext>
-                            </a:extLst>
-                          </a:blip>
-                          <a:srcRect l="10873" t="10149" r="13711" b="18091"/>
-                          <a:stretch>
-                            <a:fillRect/>
-                          </a:stretch>
-                        </pic:blipFill>
-                        <pic:spPr bwMode="auto">
-                          <a:xfrm rot="1877660">
-                            <a:off x="189721" y="0"/>
-                            <a:ext cx="281940" cy="267970"/>
-                          </a:xfrm>
-                          <a:prstGeom prst="rect">
-                            <a:avLst/>
-                          </a:prstGeom>
-                          <a:noFill/>
-                          <a:ln>
-                            <a:noFill/>
-                          </a:ln>
-                          <a:extLst>
-                            <a:ext uri="{53640926-AAD7-44D8-BBD7-CCE9431645EC}">
-                              <a14:shadowObscured xmlns:a14="http://schemas.microsoft.com/office/drawing/2010/main"/>
-                            </a:ext>
-                          </a:extLst>
-                        </pic:spPr>
-                      </pic:pic>
-                      <wps:wsp>
-                        <wps:cNvPr id="457775158" name="Text Box 1"/>
-                        <wps:cNvSpPr txBox="1"/>
-                        <wps:spPr>
-                          <a:xfrm>
-                            <a:off x="0" y="26485"/>
-                            <a:ext cx="681836" cy="240435"/>
-                          </a:xfrm>
-                          <a:prstGeom prst="rect">
-                            <a:avLst/>
-                          </a:prstGeom>
-                          <a:noFill/>
-                          <a:ln w="6350">
-                            <a:noFill/>
-                          </a:ln>
-                        </wps:spPr>
-                        <wps:txbx>
-                          <w:txbxContent>
-                            <w:p>
-                              <w:pPr>
-                                <w:rPr>
-                                  <w:rFonts w:asciiTheme="majorBidi" w:hAnsiTheme="majorBidi" w:cstheme="majorBidi"/>
-                                </w:rPr>
-                              </w:pPr>
-                              <w:r>
-                                <w:rPr>
-                                  <w:rFonts w:asciiTheme="majorBidi" w:hAnsiTheme="majorBidi" w:cstheme="majorBidi"/>
-                                </w:rPr>
-                                <w:t>“</w:t>
-                              </w:r>
-                              <w:r>
-                                <w:rPr>
-                                  <w:rFonts w:asciiTheme="majorBidi" w:hAnsiTheme="majorBidi" w:cstheme="majorBidi"/>
-                                </w:rPr>
-                                <w:t xml:space="preserve">          </w:t>
-                              </w:r>
-                              <w:r>
-                                <w:rPr>
-                                  <w:rFonts w:asciiTheme="majorBidi" w:hAnsiTheme="majorBidi" w:cstheme="majorBidi"/>
-                                </w:rPr>
-                                <w:t>”</w:t>
-                              </w:r>
-                            </w:p>
-                          </w:txbxContent>
-                        </wps:txbx>
-                        <wps:bodyPr rot="0" spcFirstLastPara="0" vertOverflow="overflow" horzOverflow="overflow" vert="horz" wrap="square" lIns="91440" tIns="45720" rIns="91440" bIns="45720" numCol="1" spcCol="0" rtlCol="0" fromWordArt="0" anchor="t" anchorCtr="0" forceAA="0" compatLnSpc="1">
-                          <a:prstTxWarp prst="textNoShape">
-                            <a:avLst/>
-                          </a:prstTxWarp>
-                          <a:noAutofit/>
-                        </wps:bodyPr>
-                      </wps:wsp>
-                    </wpg:wgp>
-                  </a:graphicData>
-                </a:graphic>
-                <wp14:sizeRelV relativeFrom="margin">
-                  <wp14:pctHeight>0</wp14:pctHeight>
-                </wp14:sizeRelV>
-              </wp:anchor>
-            </w:drawing>
-          </mc:Choice>
-          <mc:Fallback>
-            <w:pict>
-              <v:group w14:anchorId="55BE72A9" id="Group 9" o:spid="_x0000_s1030" style="position:absolute;margin-left:151.2pt;margin-top:17pt;width:53.65pt;height:21.05pt;z-index:251676672;mso-height-relative:margin" coordsize="6818,2679" o:gfxdata="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">
-                <v:shape id="Picture 1" o:spid="_x0000_s1031" type="#_x0000_t75" alt="32,500+ Banana Cartoons Stock Photos, Pictures &amp; Royalty-Free Images -  iStock" style="position:absolute;left:1897;width:2819;height:2679;rotation:2050905fd;visibility:visible;mso-wrap-style:square" o:gfxdata="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">
-                  <v:imagedata r:id="rId11" o:title="32,500+ Banana Cartoons Stock Photos, Pictures &amp; Royalty-Free Images -  iStock" croptop="6651f" cropbottom="11856f" cropleft="7126f" cropright="8986f"/>
-                </v:shape>
-                <v:shape id="_x0000_s1032" type="#_x0000_t202" style="position:absolute;top:264;width:6818;height:2405;visibility:visible;mso-wrap-style:square;v-text-anchor:top" o:gfxdata="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" filled="f" stroked="f" strokeweight=".5pt">
-                  <v:textbox>
-                    <w:txbxContent>
-                      <w:p>
-                        <w:pPr>
-                          <w:rPr>
-                            <w:rFonts w:asciiTheme="majorBidi" w:hAnsiTheme="majorBidi" w:cstheme="majorBidi"/>
-                          </w:rPr>
-                        </w:pPr>
-                        <w:r>
-                          <w:rPr>
-                            <w:rFonts w:asciiTheme="majorBidi" w:hAnsiTheme="majorBidi" w:cstheme="majorBidi"/>
-                          </w:rPr>
-                          <w:t>“</w:t>
-                        </w:r>
-                        <w:r>
-                          <w:rPr>
-                            <w:rFonts w:asciiTheme="majorBidi" w:hAnsiTheme="majorBidi" w:cstheme="majorBidi"/>
-                          </w:rPr>
-                          <w:t xml:space="preserve">          </w:t>
-                        </w:r>
-                        <w:r>
-                          <w:rPr>
-                            <w:rFonts w:asciiTheme="majorBidi" w:hAnsiTheme="majorBidi" w:cstheme="majorBidi"/>
-                          </w:rPr>
-                          <w:t>”</w:t>
-                        </w:r>
-                      </w:p>
-                    </w:txbxContent>
-                  </v:textbox>
-                </v:shape>
-              </v:group>
-            </w:pict>
-          </mc:Fallback>
-        </mc:AlternateContent>
-      </w:r>
-      <w:r>
-        <w:rPr>
-          <w:noProof/>
-        </w:rPr>
-        <mc:AlternateContent>
-          <mc:Choice Requires="wps">
-            <w:drawing>
-              <wp:anchor distT="0" distB="0" distL="114300" distR="114300" simplePos="0" relativeHeight="251654144" behindDoc="0" locked="0" layoutInCell="1" allowOverlap="1" wp14:anchorId="389E4C40" wp14:editId="39D1AD20">
-                <wp:simplePos x="0" y="0"/>
-                <wp:positionH relativeFrom="column">
-                  <wp:posOffset>501114</wp:posOffset>
-                </wp:positionH>
-                <wp:positionV relativeFrom="paragraph">
-                  <wp:posOffset>39363</wp:posOffset>
+                  <wp:posOffset>24618</wp:posOffset>
                 </wp:positionV>
                 <wp:extent cx="681836" cy="322418"/>
                 <wp:effectExtent l="0" t="0" r="0" b="1905"/>
@@ -1548,7 +2242,7 @@
           </mc:Choice>
           <mc:Fallback>
             <w:pict>
-              <v:shape w14:anchorId="389E4C40" id="_x0000_s1033" type="#_x0000_t202" style="position:absolute;margin-left:39.45pt;margin-top:3.1pt;width:53.7pt;height:25.4pt;z-index:251654144;visibility:visible;mso-wrap-style:square;mso-width-percent:0;mso-wrap-distance-left:9pt;mso-wrap-distance-top:0;mso-wrap-distance-right:9pt;mso-wrap-distance-bottom:0;mso-position-horizontal:absolute;mso-position-horizontal-relative:text;mso-position-vertical:absolute;mso-position-vertical-relative:text;mso-width-percent:0;mso-width-relative:margin;v-text-anchor:top" o:gfxdata="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" filled="f" stroked="f" strokeweight=".5pt">
+              <v:shape w14:anchorId="389E4C40" id="_x0000_s1034" type="#_x0000_t202" style="position:absolute;margin-left:32.55pt;margin-top:1.95pt;width:53.7pt;height:25.4pt;z-index:251651072;visibility:visible;mso-wrap-style:square;mso-width-percent:0;mso-wrap-distance-left:9pt;mso-wrap-distance-top:0;mso-wrap-distance-right:9pt;mso-wrap-distance-bottom:0;mso-position-horizontal:absolute;mso-position-horizontal-relative:text;mso-position-vertical:absolute;mso-position-vertical-relative:text;mso-width-percent:0;mso-width-relative:margin;v-text-anchor:top" o:gfxdata="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" filled="f" stroked="f" strokeweight=".5pt">
                 <v:textbox>
                   <w:txbxContent>
                     <w:p>
@@ -1569,6 +2263,82 @@
                   </w:txbxContent>
                 </v:textbox>
               </v:shape>
+            </w:pict>
+          </mc:Fallback>
+        </mc:AlternateContent>
+      </w:r>
+      <w:r>
+        <w:rPr>
+          <w:noProof/>
+        </w:rPr>
+        <mc:AlternateContent>
+          <mc:Choice Requires="wps">
+            <w:drawing>
+              <wp:anchor distT="0" distB="0" distL="114300" distR="114300" simplePos="0" relativeHeight="251698176" behindDoc="0" locked="0" layoutInCell="1" allowOverlap="1" wp14:anchorId="7224F73C" wp14:editId="4056B26A">
+                <wp:simplePos x="0" y="0"/>
+                <wp:positionH relativeFrom="column">
+                  <wp:posOffset>518746</wp:posOffset>
+                </wp:positionH>
+                <wp:positionV relativeFrom="paragraph">
+                  <wp:posOffset>15631</wp:posOffset>
+                </wp:positionV>
+                <wp:extent cx="280670" cy="0"/>
+                <wp:effectExtent l="38100" t="76200" r="0" b="95250"/>
+                <wp:wrapNone/>
+                <wp:docPr id="539576477" name="Straight Connector 7"/>
+                <wp:cNvGraphicFramePr/>
+                <a:graphic xmlns:a="http://schemas.openxmlformats.org/drawingml/2006/main">
+                  <a:graphicData uri="http://schemas.microsoft.com/office/word/2010/wordprocessingShape">
+                    <wps:wsp>
+                      <wps:cNvCnPr/>
+                      <wps:spPr>
+                        <a:xfrm flipH="1" flipV="1">
+                          <a:off x="0" y="0"/>
+                          <a:ext cx="280670" cy="0"/>
+                        </a:xfrm>
+                        <a:prstGeom prst="line">
+                          <a:avLst/>
+                        </a:prstGeom>
+                        <a:ln w="12700">
+                          <a:solidFill>
+                            <a:schemeClr val="tx1"/>
+                          </a:solidFill>
+                          <a:prstDash val="sysDash"/>
+                          <a:tailEnd type="arrow" w="sm" len="sm"/>
+                        </a:ln>
+                      </wps:spPr>
+                      <wps:style>
+                        <a:lnRef idx="1">
+                          <a:schemeClr val="accent1"/>
+                        </a:lnRef>
+                        <a:fillRef idx="0">
+                          <a:schemeClr val="accent1"/>
+                        </a:fillRef>
+                        <a:effectRef idx="0">
+                          <a:schemeClr val="accent1"/>
+                        </a:effectRef>
+                        <a:fontRef idx="minor">
+                          <a:schemeClr val="tx1"/>
+                        </a:fontRef>
+                      </wps:style>
+                      <wps:bodyPr/>
+                    </wps:wsp>
+                  </a:graphicData>
+                </a:graphic>
+                <wp14:sizeRelH relativeFrom="margin">
+                  <wp14:pctWidth>0</wp14:pctWidth>
+                </wp14:sizeRelH>
+                <wp14:sizeRelV relativeFrom="margin">
+                  <wp14:pctHeight>0</wp14:pctHeight>
+                </wp14:sizeRelV>
+              </wp:anchor>
+            </w:drawing>
+          </mc:Choice>
+          <mc:Fallback>
+            <w:pict>
+              <v:line w14:anchorId="65EF49E6" id="Straight Connector 7" o:spid="_x0000_s1026" style="position:absolute;flip:x y;z-index:251698176;visibility:visible;mso-wrap-style:square;mso-width-percent:0;mso-height-percent:0;mso-wrap-distance-left:9pt;mso-wrap-distance-top:0;mso-wrap-distance-right:9pt;mso-wrap-distance-bottom:0;mso-position-horizontal:absolute;mso-position-horizontal-relative:text;mso-position-vertical:absolute;mso-position-vertical-relative:text;mso-width-percent:0;mso-height-percent:0;mso-width-relative:margin;mso-height-relative:margin" from="40.85pt,1.25pt" to="62.95pt,1.25pt" o:gfxdata="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" strokecolor="black [3213]" strokeweight="1pt">
+                <v:stroke dashstyle="3 1" endarrow="open" endarrowwidth="narrow" endarrowlength="short"/>
+              </v:line>
             </w:pict>
           </mc:Fallback>
         </mc:AlternateContent>
